--- a/Individual Query Documentation/Personal SQL Query Log Yllart Ferizi.docx
+++ b/Individual Query Documentation/Personal SQL Query Log Yllart Ferizi.docx
@@ -223,7 +223,7 @@
       <w:pPr>
         <w:numPr>
           <w:ilvl w:val="0"/>
-          <w:numId w:val="4"/>
+          <w:numId w:val="5"/>
         </w:numPr>
         <w:spacing w:after="0" w:afterAutospacing="0" w:before="240" w:lineRule="auto"/>
         <w:ind w:left="720" w:hanging="360"/>
@@ -253,7 +253,7 @@
       <w:pPr>
         <w:numPr>
           <w:ilvl w:val="0"/>
-          <w:numId w:val="4"/>
+          <w:numId w:val="5"/>
         </w:numPr>
         <w:spacing w:after="0" w:afterAutospacing="0" w:before="0" w:beforeAutospacing="0" w:lineRule="auto"/>
         <w:ind w:left="720" w:hanging="360"/>
@@ -283,7 +283,7 @@
       <w:pPr>
         <w:numPr>
           <w:ilvl w:val="0"/>
-          <w:numId w:val="4"/>
+          <w:numId w:val="5"/>
         </w:numPr>
         <w:spacing w:after="0" w:afterAutospacing="0" w:before="0" w:beforeAutospacing="0" w:lineRule="auto"/>
         <w:ind w:left="720" w:hanging="360"/>
@@ -327,7 +327,7 @@
       <w:pPr>
         <w:numPr>
           <w:ilvl w:val="0"/>
-          <w:numId w:val="4"/>
+          <w:numId w:val="5"/>
         </w:numPr>
         <w:spacing w:after="0" w:afterAutospacing="0" w:before="0" w:beforeAutospacing="0" w:lineRule="auto"/>
         <w:ind w:left="720" w:hanging="360"/>
@@ -371,7 +371,7 @@
       <w:pPr>
         <w:numPr>
           <w:ilvl w:val="0"/>
-          <w:numId w:val="4"/>
+          <w:numId w:val="5"/>
         </w:numPr>
         <w:spacing w:after="0" w:afterAutospacing="0" w:before="0" w:beforeAutospacing="0" w:lineRule="auto"/>
         <w:ind w:left="720" w:hanging="360"/>
@@ -395,7 +395,7 @@
       <w:pPr>
         <w:numPr>
           <w:ilvl w:val="0"/>
-          <w:numId w:val="4"/>
+          <w:numId w:val="5"/>
         </w:numPr>
         <w:spacing w:after="0" w:afterAutospacing="0" w:before="0" w:beforeAutospacing="0" w:lineRule="auto"/>
         <w:ind w:left="720" w:hanging="360"/>
@@ -419,7 +419,7 @@
       <w:pPr>
         <w:numPr>
           <w:ilvl w:val="0"/>
-          <w:numId w:val="4"/>
+          <w:numId w:val="5"/>
         </w:numPr>
         <w:spacing w:after="0" w:afterAutospacing="0" w:before="0" w:beforeAutospacing="0" w:lineRule="auto"/>
         <w:ind w:left="720" w:hanging="360"/>
@@ -437,7 +437,7 @@
       <w:pPr>
         <w:numPr>
           <w:ilvl w:val="0"/>
-          <w:numId w:val="4"/>
+          <w:numId w:val="5"/>
         </w:numPr>
         <w:spacing w:after="0" w:afterAutospacing="0" w:before="0" w:beforeAutospacing="0" w:lineRule="auto"/>
         <w:ind w:left="720" w:hanging="360"/>
@@ -461,7 +461,7 @@
       <w:pPr>
         <w:numPr>
           <w:ilvl w:val="0"/>
-          <w:numId w:val="4"/>
+          <w:numId w:val="5"/>
         </w:numPr>
         <w:spacing w:after="0" w:afterAutospacing="0" w:before="0" w:beforeAutospacing="0" w:lineRule="auto"/>
         <w:ind w:left="720" w:hanging="360"/>
@@ -485,7 +485,7 @@
       <w:pPr>
         <w:numPr>
           <w:ilvl w:val="0"/>
-          <w:numId w:val="4"/>
+          <w:numId w:val="5"/>
         </w:numPr>
         <w:spacing w:after="240" w:before="0" w:beforeAutospacing="0" w:lineRule="auto"/>
         <w:ind w:left="720" w:hanging="360"/>
@@ -1400,7 +1400,7 @@
       <w:pPr>
         <w:numPr>
           <w:ilvl w:val="0"/>
-          <w:numId w:val="10"/>
+          <w:numId w:val="12"/>
         </w:numPr>
         <w:spacing w:after="0" w:afterAutospacing="0" w:before="240" w:lineRule="auto"/>
         <w:ind w:left="720" w:hanging="360"/>
@@ -1430,7 +1430,7 @@
       <w:pPr>
         <w:numPr>
           <w:ilvl w:val="0"/>
-          <w:numId w:val="10"/>
+          <w:numId w:val="12"/>
         </w:numPr>
         <w:spacing w:after="0" w:afterAutospacing="0" w:before="0" w:beforeAutospacing="0" w:lineRule="auto"/>
         <w:ind w:left="720" w:hanging="360"/>
@@ -1460,7 +1460,7 @@
       <w:pPr>
         <w:numPr>
           <w:ilvl w:val="0"/>
-          <w:numId w:val="10"/>
+          <w:numId w:val="12"/>
         </w:numPr>
         <w:spacing w:after="0" w:afterAutospacing="0" w:before="0" w:beforeAutospacing="0" w:lineRule="auto"/>
         <w:ind w:left="720" w:hanging="360"/>
@@ -1490,7 +1490,7 @@
       <w:pPr>
         <w:numPr>
           <w:ilvl w:val="0"/>
-          <w:numId w:val="10"/>
+          <w:numId w:val="12"/>
         </w:numPr>
         <w:spacing w:after="0" w:afterAutospacing="0" w:before="0" w:beforeAutospacing="0" w:lineRule="auto"/>
         <w:ind w:left="720" w:hanging="360"/>
@@ -1520,7 +1520,7 @@
       <w:pPr>
         <w:numPr>
           <w:ilvl w:val="0"/>
-          <w:numId w:val="10"/>
+          <w:numId w:val="12"/>
         </w:numPr>
         <w:spacing w:after="0" w:afterAutospacing="0" w:before="0" w:beforeAutospacing="0" w:lineRule="auto"/>
         <w:ind w:left="720" w:hanging="360"/>
@@ -1550,7 +1550,7 @@
       <w:pPr>
         <w:numPr>
           <w:ilvl w:val="0"/>
-          <w:numId w:val="10"/>
+          <w:numId w:val="12"/>
         </w:numPr>
         <w:spacing w:after="0" w:afterAutospacing="0" w:before="0" w:beforeAutospacing="0" w:lineRule="auto"/>
         <w:ind w:left="720" w:hanging="360"/>
@@ -1574,7 +1574,7 @@
       <w:pPr>
         <w:numPr>
           <w:ilvl w:val="0"/>
-          <w:numId w:val="10"/>
+          <w:numId w:val="12"/>
         </w:numPr>
         <w:spacing w:after="0" w:afterAutospacing="0" w:before="0" w:beforeAutospacing="0" w:lineRule="auto"/>
         <w:ind w:left="720" w:hanging="360"/>
@@ -1598,7 +1598,7 @@
       <w:pPr>
         <w:numPr>
           <w:ilvl w:val="0"/>
-          <w:numId w:val="10"/>
+          <w:numId w:val="12"/>
         </w:numPr>
         <w:spacing w:after="240" w:before="0" w:beforeAutospacing="0" w:lineRule="auto"/>
         <w:ind w:left="720" w:hanging="360"/>
@@ -1881,7 +1881,7 @@
       <w:pPr>
         <w:numPr>
           <w:ilvl w:val="0"/>
-          <w:numId w:val="2"/>
+          <w:numId w:val="3"/>
         </w:numPr>
         <w:spacing w:after="0" w:afterAutospacing="0" w:before="240" w:lineRule="auto"/>
         <w:ind w:left="720" w:hanging="360"/>
@@ -1911,7 +1911,7 @@
       <w:pPr>
         <w:numPr>
           <w:ilvl w:val="0"/>
-          <w:numId w:val="2"/>
+          <w:numId w:val="3"/>
         </w:numPr>
         <w:spacing w:after="0" w:afterAutospacing="0" w:before="0" w:beforeAutospacing="0" w:lineRule="auto"/>
         <w:ind w:left="720" w:hanging="360"/>
@@ -1955,7 +1955,7 @@
       <w:pPr>
         <w:numPr>
           <w:ilvl w:val="0"/>
-          <w:numId w:val="2"/>
+          <w:numId w:val="3"/>
         </w:numPr>
         <w:spacing w:after="0" w:afterAutospacing="0" w:before="0" w:beforeAutospacing="0" w:lineRule="auto"/>
         <w:ind w:left="720" w:hanging="360"/>
@@ -1985,7 +1985,7 @@
       <w:pPr>
         <w:numPr>
           <w:ilvl w:val="0"/>
-          <w:numId w:val="2"/>
+          <w:numId w:val="3"/>
         </w:numPr>
         <w:spacing w:after="0" w:afterAutospacing="0" w:before="0" w:beforeAutospacing="0" w:lineRule="auto"/>
         <w:ind w:left="720" w:hanging="360"/>
@@ -2029,7 +2029,7 @@
       <w:pPr>
         <w:numPr>
           <w:ilvl w:val="0"/>
-          <w:numId w:val="2"/>
+          <w:numId w:val="3"/>
         </w:numPr>
         <w:spacing w:after="0" w:afterAutospacing="0" w:before="0" w:beforeAutospacing="0" w:lineRule="auto"/>
         <w:ind w:left="720" w:hanging="360"/>
@@ -2048,7 +2048,7 @@
       <w:pPr>
         <w:numPr>
           <w:ilvl w:val="0"/>
-          <w:numId w:val="2"/>
+          <w:numId w:val="3"/>
         </w:numPr>
         <w:spacing w:after="0" w:afterAutospacing="0" w:before="0" w:beforeAutospacing="0" w:lineRule="auto"/>
         <w:ind w:left="720" w:hanging="360"/>
@@ -2078,7 +2078,7 @@
       <w:pPr>
         <w:numPr>
           <w:ilvl w:val="0"/>
-          <w:numId w:val="2"/>
+          <w:numId w:val="3"/>
         </w:numPr>
         <w:spacing w:after="0" w:afterAutospacing="0" w:before="0" w:beforeAutospacing="0" w:lineRule="auto"/>
         <w:ind w:left="720" w:hanging="360"/>
@@ -2096,7 +2096,7 @@
       <w:pPr>
         <w:numPr>
           <w:ilvl w:val="0"/>
-          <w:numId w:val="2"/>
+          <w:numId w:val="3"/>
         </w:numPr>
         <w:spacing w:after="0" w:afterAutospacing="0" w:before="0" w:beforeAutospacing="0" w:lineRule="auto"/>
         <w:ind w:left="720" w:hanging="360"/>
@@ -2126,7 +2126,7 @@
       <w:pPr>
         <w:numPr>
           <w:ilvl w:val="1"/>
-          <w:numId w:val="2"/>
+          <w:numId w:val="3"/>
         </w:numPr>
         <w:spacing w:after="0" w:afterAutospacing="0" w:before="0" w:beforeAutospacing="0" w:lineRule="auto"/>
         <w:ind w:left="1440" w:hanging="360"/>
@@ -2142,7 +2142,7 @@
       <w:pPr>
         <w:numPr>
           <w:ilvl w:val="1"/>
-          <w:numId w:val="2"/>
+          <w:numId w:val="3"/>
         </w:numPr>
         <w:spacing w:after="240" w:before="0" w:beforeAutospacing="0" w:lineRule="auto"/>
         <w:ind w:left="1440" w:hanging="360"/>
@@ -2458,7 +2458,7 @@
       <w:pPr>
         <w:numPr>
           <w:ilvl w:val="0"/>
-          <w:numId w:val="9"/>
+          <w:numId w:val="11"/>
         </w:numPr>
         <w:spacing w:after="0" w:afterAutospacing="0" w:before="240" w:lineRule="auto"/>
         <w:ind w:left="720" w:hanging="360"/>
@@ -2502,7 +2502,7 @@
       <w:pPr>
         <w:numPr>
           <w:ilvl w:val="0"/>
-          <w:numId w:val="9"/>
+          <w:numId w:val="11"/>
         </w:numPr>
         <w:spacing w:after="0" w:afterAutospacing="0" w:before="0" w:beforeAutospacing="0" w:lineRule="auto"/>
         <w:ind w:left="720" w:hanging="360"/>
@@ -2532,7 +2532,7 @@
       <w:pPr>
         <w:numPr>
           <w:ilvl w:val="0"/>
-          <w:numId w:val="9"/>
+          <w:numId w:val="11"/>
         </w:numPr>
         <w:spacing w:after="0" w:afterAutospacing="0" w:before="0" w:beforeAutospacing="0" w:lineRule="auto"/>
         <w:ind w:left="720" w:hanging="360"/>
@@ -2562,7 +2562,7 @@
       <w:pPr>
         <w:numPr>
           <w:ilvl w:val="0"/>
-          <w:numId w:val="9"/>
+          <w:numId w:val="11"/>
         </w:numPr>
         <w:spacing w:after="0" w:afterAutospacing="0" w:before="0" w:beforeAutospacing="0" w:lineRule="auto"/>
         <w:ind w:left="720" w:hanging="360"/>
@@ -2592,7 +2592,7 @@
       <w:pPr>
         <w:numPr>
           <w:ilvl w:val="0"/>
-          <w:numId w:val="9"/>
+          <w:numId w:val="11"/>
         </w:numPr>
         <w:spacing w:after="0" w:afterAutospacing="0" w:before="0" w:beforeAutospacing="0" w:lineRule="auto"/>
         <w:ind w:left="720" w:hanging="360"/>
@@ -2616,7 +2616,7 @@
       <w:pPr>
         <w:numPr>
           <w:ilvl w:val="0"/>
-          <w:numId w:val="9"/>
+          <w:numId w:val="11"/>
         </w:numPr>
         <w:spacing w:after="0" w:afterAutospacing="0" w:before="0" w:beforeAutospacing="0" w:lineRule="auto"/>
         <w:ind w:left="720" w:hanging="360"/>
@@ -2634,7 +2634,7 @@
       <w:pPr>
         <w:numPr>
           <w:ilvl w:val="0"/>
-          <w:numId w:val="9"/>
+          <w:numId w:val="11"/>
         </w:numPr>
         <w:spacing w:after="0" w:afterAutospacing="0" w:before="0" w:beforeAutospacing="0" w:lineRule="auto"/>
         <w:ind w:left="720" w:hanging="360"/>
@@ -2664,7 +2664,7 @@
       <w:pPr>
         <w:numPr>
           <w:ilvl w:val="0"/>
-          <w:numId w:val="9"/>
+          <w:numId w:val="11"/>
         </w:numPr>
         <w:spacing w:after="0" w:afterAutospacing="0" w:before="0" w:beforeAutospacing="0" w:lineRule="auto"/>
         <w:ind w:left="720" w:hanging="360"/>
@@ -2694,7 +2694,7 @@
       <w:pPr>
         <w:numPr>
           <w:ilvl w:val="1"/>
-          <w:numId w:val="9"/>
+          <w:numId w:val="11"/>
         </w:numPr>
         <w:spacing w:after="0" w:afterAutospacing="0" w:before="0" w:beforeAutospacing="0" w:lineRule="auto"/>
         <w:ind w:left="1440" w:hanging="360"/>
@@ -2710,7 +2710,7 @@
       <w:pPr>
         <w:numPr>
           <w:ilvl w:val="1"/>
-          <w:numId w:val="9"/>
+          <w:numId w:val="11"/>
         </w:numPr>
         <w:spacing w:after="240" w:before="0" w:beforeAutospacing="0" w:lineRule="auto"/>
         <w:ind w:left="1440" w:hanging="360"/>
@@ -2993,7 +2993,7 @@
       <w:pPr>
         <w:numPr>
           <w:ilvl w:val="0"/>
-          <w:numId w:val="7"/>
+          <w:numId w:val="8"/>
         </w:numPr>
         <w:spacing w:after="0" w:afterAutospacing="0" w:before="240" w:lineRule="auto"/>
         <w:ind w:left="720" w:hanging="360"/>
@@ -3023,7 +3023,7 @@
       <w:pPr>
         <w:numPr>
           <w:ilvl w:val="0"/>
-          <w:numId w:val="7"/>
+          <w:numId w:val="8"/>
         </w:numPr>
         <w:spacing w:after="0" w:afterAutospacing="0" w:before="0" w:beforeAutospacing="0" w:lineRule="auto"/>
         <w:ind w:left="720" w:hanging="360"/>
@@ -3053,7 +3053,7 @@
       <w:pPr>
         <w:numPr>
           <w:ilvl w:val="0"/>
-          <w:numId w:val="7"/>
+          <w:numId w:val="8"/>
         </w:numPr>
         <w:spacing w:after="0" w:afterAutospacing="0" w:before="0" w:beforeAutospacing="0" w:lineRule="auto"/>
         <w:ind w:left="720" w:hanging="360"/>
@@ -3083,7 +3083,7 @@
       <w:pPr>
         <w:numPr>
           <w:ilvl w:val="0"/>
-          <w:numId w:val="7"/>
+          <w:numId w:val="8"/>
         </w:numPr>
         <w:spacing w:after="0" w:afterAutospacing="0" w:before="0" w:beforeAutospacing="0" w:lineRule="auto"/>
         <w:ind w:left="720" w:hanging="360"/>
@@ -3141,7 +3141,7 @@
       <w:pPr>
         <w:numPr>
           <w:ilvl w:val="0"/>
-          <w:numId w:val="7"/>
+          <w:numId w:val="8"/>
         </w:numPr>
         <w:spacing w:after="0" w:afterAutospacing="0" w:before="0" w:beforeAutospacing="0" w:lineRule="auto"/>
         <w:ind w:left="720" w:hanging="360"/>
@@ -3165,7 +3165,7 @@
       <w:pPr>
         <w:numPr>
           <w:ilvl w:val="0"/>
-          <w:numId w:val="7"/>
+          <w:numId w:val="8"/>
         </w:numPr>
         <w:spacing w:after="0" w:afterAutospacing="0" w:before="0" w:beforeAutospacing="0" w:lineRule="auto"/>
         <w:ind w:left="720" w:hanging="360"/>
@@ -3189,7 +3189,7 @@
       <w:pPr>
         <w:numPr>
           <w:ilvl w:val="0"/>
-          <w:numId w:val="7"/>
+          <w:numId w:val="8"/>
         </w:numPr>
         <w:spacing w:after="0" w:afterAutospacing="0" w:before="0" w:beforeAutospacing="0" w:lineRule="auto"/>
         <w:ind w:left="720" w:hanging="360"/>
@@ -3207,7 +3207,7 @@
       <w:pPr>
         <w:numPr>
           <w:ilvl w:val="0"/>
-          <w:numId w:val="7"/>
+          <w:numId w:val="8"/>
         </w:numPr>
         <w:spacing w:after="0" w:afterAutospacing="0" w:before="0" w:beforeAutospacing="0" w:lineRule="auto"/>
         <w:ind w:left="720" w:hanging="360"/>
@@ -3237,7 +3237,7 @@
       <w:pPr>
         <w:numPr>
           <w:ilvl w:val="0"/>
-          <w:numId w:val="7"/>
+          <w:numId w:val="8"/>
         </w:numPr>
         <w:spacing w:after="0" w:afterAutospacing="0" w:before="0" w:beforeAutospacing="0" w:lineRule="auto"/>
         <w:ind w:left="720" w:hanging="360"/>
@@ -3267,7 +3267,7 @@
       <w:pPr>
         <w:numPr>
           <w:ilvl w:val="1"/>
-          <w:numId w:val="7"/>
+          <w:numId w:val="8"/>
         </w:numPr>
         <w:spacing w:after="0" w:afterAutospacing="0" w:before="0" w:beforeAutospacing="0" w:lineRule="auto"/>
         <w:ind w:left="1440" w:hanging="360"/>
@@ -3283,7 +3283,7 @@
       <w:pPr>
         <w:numPr>
           <w:ilvl w:val="1"/>
-          <w:numId w:val="7"/>
+          <w:numId w:val="8"/>
         </w:numPr>
         <w:spacing w:after="240" w:before="0" w:beforeAutospacing="0" w:lineRule="auto"/>
         <w:ind w:left="1440" w:hanging="360"/>
@@ -3544,7 +3544,7 @@
       <w:pPr>
         <w:numPr>
           <w:ilvl w:val="0"/>
-          <w:numId w:val="12"/>
+          <w:numId w:val="14"/>
         </w:numPr>
         <w:spacing w:after="0" w:afterAutospacing="0" w:before="240" w:lineRule="auto"/>
         <w:ind w:left="720" w:hanging="360"/>
@@ -3574,7 +3574,7 @@
       <w:pPr>
         <w:numPr>
           <w:ilvl w:val="0"/>
-          <w:numId w:val="12"/>
+          <w:numId w:val="14"/>
         </w:numPr>
         <w:spacing w:after="0" w:afterAutospacing="0" w:before="0" w:beforeAutospacing="0" w:lineRule="auto"/>
         <w:ind w:left="720" w:hanging="360"/>
@@ -3604,7 +3604,7 @@
       <w:pPr>
         <w:numPr>
           <w:ilvl w:val="0"/>
-          <w:numId w:val="12"/>
+          <w:numId w:val="14"/>
         </w:numPr>
         <w:spacing w:after="0" w:afterAutospacing="0" w:before="0" w:beforeAutospacing="0" w:lineRule="auto"/>
         <w:ind w:left="720" w:hanging="360"/>
@@ -3634,7 +3634,7 @@
       <w:pPr>
         <w:numPr>
           <w:ilvl w:val="0"/>
-          <w:numId w:val="12"/>
+          <w:numId w:val="14"/>
         </w:numPr>
         <w:spacing w:after="0" w:afterAutospacing="0" w:before="0" w:beforeAutospacing="0" w:lineRule="auto"/>
         <w:ind w:left="720" w:hanging="360"/>
@@ -3658,7 +3658,7 @@
       <w:pPr>
         <w:numPr>
           <w:ilvl w:val="0"/>
-          <w:numId w:val="12"/>
+          <w:numId w:val="14"/>
         </w:numPr>
         <w:spacing w:after="0" w:afterAutospacing="0" w:before="0" w:beforeAutospacing="0" w:lineRule="auto"/>
         <w:ind w:left="720" w:hanging="360"/>
@@ -3682,7 +3682,7 @@
       <w:pPr>
         <w:numPr>
           <w:ilvl w:val="0"/>
-          <w:numId w:val="12"/>
+          <w:numId w:val="14"/>
         </w:numPr>
         <w:spacing w:after="0" w:afterAutospacing="0" w:before="0" w:beforeAutospacing="0" w:lineRule="auto"/>
         <w:ind w:left="720" w:hanging="360"/>
@@ -3701,7 +3701,7 @@
       <w:pPr>
         <w:numPr>
           <w:ilvl w:val="0"/>
-          <w:numId w:val="12"/>
+          <w:numId w:val="14"/>
         </w:numPr>
         <w:spacing w:after="0" w:afterAutospacing="0" w:before="0" w:beforeAutospacing="0" w:lineRule="auto"/>
         <w:ind w:left="720" w:hanging="360"/>
@@ -3725,7 +3725,7 @@
       <w:pPr>
         <w:numPr>
           <w:ilvl w:val="0"/>
-          <w:numId w:val="12"/>
+          <w:numId w:val="14"/>
         </w:numPr>
         <w:spacing w:after="240" w:before="0" w:beforeAutospacing="0" w:lineRule="auto"/>
         <w:ind w:left="720" w:hanging="360"/>
@@ -4030,7 +4030,7 @@
       <w:pPr>
         <w:numPr>
           <w:ilvl w:val="0"/>
-          <w:numId w:val="8"/>
+          <w:numId w:val="10"/>
         </w:numPr>
         <w:spacing w:after="0" w:afterAutospacing="0" w:before="240" w:lineRule="auto"/>
         <w:ind w:left="720" w:hanging="360"/>
@@ -4060,7 +4060,7 @@
       <w:pPr>
         <w:numPr>
           <w:ilvl w:val="0"/>
-          <w:numId w:val="8"/>
+          <w:numId w:val="10"/>
         </w:numPr>
         <w:spacing w:after="0" w:afterAutospacing="0" w:before="0" w:beforeAutospacing="0" w:lineRule="auto"/>
         <w:ind w:left="720" w:hanging="360"/>
@@ -4090,7 +4090,7 @@
       <w:pPr>
         <w:numPr>
           <w:ilvl w:val="0"/>
-          <w:numId w:val="8"/>
+          <w:numId w:val="10"/>
         </w:numPr>
         <w:spacing w:after="0" w:afterAutospacing="0" w:before="0" w:beforeAutospacing="0" w:lineRule="auto"/>
         <w:ind w:left="720" w:hanging="360"/>
@@ -4142,7 +4142,7 @@
       <w:pPr>
         <w:numPr>
           <w:ilvl w:val="0"/>
-          <w:numId w:val="8"/>
+          <w:numId w:val="10"/>
         </w:numPr>
         <w:spacing w:after="0" w:afterAutospacing="0" w:before="0" w:beforeAutospacing="0" w:lineRule="auto"/>
         <w:ind w:left="720" w:hanging="360"/>
@@ -4180,7 +4180,7 @@
       <w:pPr>
         <w:numPr>
           <w:ilvl w:val="0"/>
-          <w:numId w:val="8"/>
+          <w:numId w:val="10"/>
         </w:numPr>
         <w:spacing w:after="0" w:afterAutospacing="0" w:before="0" w:beforeAutospacing="0" w:lineRule="auto"/>
         <w:ind w:left="720" w:hanging="360"/>
@@ -4204,7 +4204,7 @@
       <w:pPr>
         <w:numPr>
           <w:ilvl w:val="0"/>
-          <w:numId w:val="8"/>
+          <w:numId w:val="10"/>
         </w:numPr>
         <w:spacing w:after="0" w:afterAutospacing="0" w:before="0" w:beforeAutospacing="0" w:lineRule="auto"/>
         <w:ind w:left="720" w:hanging="360"/>
@@ -4229,7 +4229,7 @@
       <w:pPr>
         <w:numPr>
           <w:ilvl w:val="0"/>
-          <w:numId w:val="8"/>
+          <w:numId w:val="10"/>
         </w:numPr>
         <w:spacing w:after="0" w:afterAutospacing="0" w:before="0" w:beforeAutospacing="0" w:lineRule="auto"/>
         <w:ind w:left="720" w:hanging="360"/>
@@ -4245,7 +4245,7 @@
       <w:pPr>
         <w:numPr>
           <w:ilvl w:val="0"/>
-          <w:numId w:val="8"/>
+          <w:numId w:val="10"/>
         </w:numPr>
         <w:spacing w:after="240" w:before="0" w:beforeAutospacing="0" w:lineRule="auto"/>
         <w:ind w:left="720" w:hanging="360"/>
@@ -4531,7 +4531,7 @@
       <w:pPr>
         <w:numPr>
           <w:ilvl w:val="0"/>
-          <w:numId w:val="13"/>
+          <w:numId w:val="15"/>
         </w:numPr>
         <w:spacing w:after="0" w:afterAutospacing="0" w:before="240" w:lineRule="auto"/>
         <w:ind w:left="720" w:hanging="360"/>
@@ -4561,7 +4561,7 @@
       <w:pPr>
         <w:numPr>
           <w:ilvl w:val="0"/>
-          <w:numId w:val="13"/>
+          <w:numId w:val="15"/>
         </w:numPr>
         <w:spacing w:after="0" w:afterAutospacing="0" w:before="0" w:beforeAutospacing="0" w:lineRule="auto"/>
         <w:ind w:left="720" w:hanging="360"/>
@@ -4591,7 +4591,7 @@
       <w:pPr>
         <w:numPr>
           <w:ilvl w:val="0"/>
-          <w:numId w:val="13"/>
+          <w:numId w:val="15"/>
         </w:numPr>
         <w:spacing w:after="0" w:afterAutospacing="0" w:before="0" w:beforeAutospacing="0" w:lineRule="auto"/>
         <w:ind w:left="720" w:hanging="360"/>
@@ -4629,7 +4629,7 @@
       <w:pPr>
         <w:numPr>
           <w:ilvl w:val="0"/>
-          <w:numId w:val="13"/>
+          <w:numId w:val="15"/>
         </w:numPr>
         <w:spacing w:after="0" w:afterAutospacing="0" w:before="0" w:beforeAutospacing="0" w:lineRule="auto"/>
         <w:ind w:left="720" w:hanging="360"/>
@@ -4653,7 +4653,7 @@
       <w:pPr>
         <w:numPr>
           <w:ilvl w:val="0"/>
-          <w:numId w:val="13"/>
+          <w:numId w:val="15"/>
         </w:numPr>
         <w:spacing w:after="0" w:afterAutospacing="0" w:before="0" w:beforeAutospacing="0" w:lineRule="auto"/>
         <w:ind w:left="720" w:hanging="360"/>
@@ -4677,7 +4677,7 @@
       <w:pPr>
         <w:numPr>
           <w:ilvl w:val="0"/>
-          <w:numId w:val="13"/>
+          <w:numId w:val="15"/>
         </w:numPr>
         <w:spacing w:after="0" w:afterAutospacing="0" w:before="0" w:beforeAutospacing="0" w:lineRule="auto"/>
         <w:ind w:left="720" w:hanging="360"/>
@@ -4701,7 +4701,7 @@
       <w:pPr>
         <w:numPr>
           <w:ilvl w:val="0"/>
-          <w:numId w:val="13"/>
+          <w:numId w:val="15"/>
         </w:numPr>
         <w:spacing w:after="0" w:afterAutospacing="0" w:before="0" w:beforeAutospacing="0" w:lineRule="auto"/>
         <w:ind w:left="720" w:hanging="360"/>
@@ -4719,7 +4719,7 @@
       <w:pPr>
         <w:numPr>
           <w:ilvl w:val="0"/>
-          <w:numId w:val="13"/>
+          <w:numId w:val="15"/>
         </w:numPr>
         <w:spacing w:after="0" w:afterAutospacing="0" w:before="0" w:beforeAutospacing="0" w:lineRule="auto"/>
         <w:ind w:left="720" w:hanging="360"/>
@@ -4743,7 +4743,7 @@
       <w:pPr>
         <w:numPr>
           <w:ilvl w:val="0"/>
-          <w:numId w:val="13"/>
+          <w:numId w:val="15"/>
         </w:numPr>
         <w:spacing w:after="240" w:before="0" w:beforeAutospacing="0" w:lineRule="auto"/>
         <w:ind w:left="720" w:hanging="360"/>
@@ -5065,7 +5065,7 @@
       <w:pPr>
         <w:numPr>
           <w:ilvl w:val="0"/>
-          <w:numId w:val="6"/>
+          <w:numId w:val="7"/>
         </w:numPr>
         <w:spacing w:after="0" w:afterAutospacing="0" w:before="240" w:lineRule="auto"/>
         <w:ind w:left="720" w:hanging="360"/>
@@ -5109,7 +5109,7 @@
       <w:pPr>
         <w:numPr>
           <w:ilvl w:val="0"/>
-          <w:numId w:val="6"/>
+          <w:numId w:val="7"/>
         </w:numPr>
         <w:spacing w:after="0" w:afterAutospacing="0" w:before="0" w:beforeAutospacing="0" w:lineRule="auto"/>
         <w:ind w:left="720" w:hanging="360"/>
@@ -5125,7 +5125,7 @@
       <w:pPr>
         <w:numPr>
           <w:ilvl w:val="0"/>
-          <w:numId w:val="6"/>
+          <w:numId w:val="7"/>
         </w:numPr>
         <w:spacing w:after="0" w:afterAutospacing="0" w:before="0" w:beforeAutospacing="0" w:lineRule="auto"/>
         <w:ind w:left="720" w:hanging="360"/>
@@ -5149,7 +5149,7 @@
       <w:pPr>
         <w:numPr>
           <w:ilvl w:val="0"/>
-          <w:numId w:val="6"/>
+          <w:numId w:val="7"/>
         </w:numPr>
         <w:spacing w:after="0" w:afterAutospacing="0" w:before="0" w:beforeAutospacing="0" w:lineRule="auto"/>
         <w:ind w:left="720" w:hanging="360"/>
@@ -5173,7 +5173,7 @@
       <w:pPr>
         <w:numPr>
           <w:ilvl w:val="0"/>
-          <w:numId w:val="6"/>
+          <w:numId w:val="7"/>
         </w:numPr>
         <w:spacing w:after="0" w:afterAutospacing="0" w:before="0" w:beforeAutospacing="0" w:lineRule="auto"/>
         <w:ind w:left="720" w:hanging="360"/>
@@ -5197,7 +5197,7 @@
       <w:pPr>
         <w:numPr>
           <w:ilvl w:val="1"/>
-          <w:numId w:val="6"/>
+          <w:numId w:val="7"/>
         </w:numPr>
         <w:spacing w:after="0" w:afterAutospacing="0" w:before="0" w:beforeAutospacing="0" w:lineRule="auto"/>
         <w:ind w:left="1440" w:hanging="360"/>
@@ -5213,7 +5213,7 @@
       <w:pPr>
         <w:numPr>
           <w:ilvl w:val="1"/>
-          <w:numId w:val="6"/>
+          <w:numId w:val="7"/>
         </w:numPr>
         <w:spacing w:after="0" w:afterAutospacing="0" w:before="0" w:beforeAutospacing="0" w:lineRule="auto"/>
         <w:ind w:left="1440" w:hanging="360"/>
@@ -5229,7 +5229,7 @@
       <w:pPr>
         <w:numPr>
           <w:ilvl w:val="1"/>
-          <w:numId w:val="6"/>
+          <w:numId w:val="7"/>
         </w:numPr>
         <w:spacing w:after="0" w:afterAutospacing="0" w:before="0" w:beforeAutospacing="0" w:lineRule="auto"/>
         <w:ind w:left="1440" w:hanging="360"/>
@@ -5245,7 +5245,7 @@
       <w:pPr>
         <w:numPr>
           <w:ilvl w:val="1"/>
-          <w:numId w:val="6"/>
+          <w:numId w:val="7"/>
         </w:numPr>
         <w:spacing w:after="0" w:afterAutospacing="0" w:before="0" w:beforeAutospacing="0" w:lineRule="auto"/>
         <w:ind w:left="1440" w:hanging="360"/>
@@ -5261,7 +5261,7 @@
       <w:pPr>
         <w:numPr>
           <w:ilvl w:val="0"/>
-          <w:numId w:val="6"/>
+          <w:numId w:val="7"/>
         </w:numPr>
         <w:spacing w:after="240" w:before="0" w:beforeAutospacing="0" w:lineRule="auto"/>
         <w:ind w:left="720" w:hanging="360"/>
@@ -5578,7 +5578,7 @@
       <w:pPr>
         <w:numPr>
           <w:ilvl w:val="0"/>
-          <w:numId w:val="14"/>
+          <w:numId w:val="16"/>
         </w:numPr>
         <w:spacing w:after="0" w:afterAutospacing="0" w:before="240" w:lineRule="auto"/>
         <w:ind w:left="720" w:hanging="360"/>
@@ -5608,7 +5608,7 @@
       <w:pPr>
         <w:numPr>
           <w:ilvl w:val="0"/>
-          <w:numId w:val="14"/>
+          <w:numId w:val="16"/>
         </w:numPr>
         <w:spacing w:after="0" w:afterAutospacing="0" w:before="0" w:beforeAutospacing="0" w:lineRule="auto"/>
         <w:ind w:left="720" w:hanging="360"/>
@@ -5652,7 +5652,7 @@
       <w:pPr>
         <w:numPr>
           <w:ilvl w:val="0"/>
-          <w:numId w:val="14"/>
+          <w:numId w:val="16"/>
         </w:numPr>
         <w:spacing w:after="0" w:afterAutospacing="0" w:before="0" w:beforeAutospacing="0" w:lineRule="auto"/>
         <w:ind w:left="720" w:hanging="360"/>
@@ -5696,7 +5696,7 @@
       <w:pPr>
         <w:numPr>
           <w:ilvl w:val="0"/>
-          <w:numId w:val="14"/>
+          <w:numId w:val="16"/>
         </w:numPr>
         <w:spacing w:after="0" w:afterAutospacing="0" w:before="0" w:beforeAutospacing="0" w:lineRule="auto"/>
         <w:ind w:left="720" w:hanging="360"/>
@@ -5720,7 +5720,7 @@
       <w:pPr>
         <w:numPr>
           <w:ilvl w:val="0"/>
-          <w:numId w:val="14"/>
+          <w:numId w:val="16"/>
         </w:numPr>
         <w:spacing w:after="0" w:afterAutospacing="0" w:before="0" w:beforeAutospacing="0" w:lineRule="auto"/>
         <w:ind w:left="720" w:hanging="360"/>
@@ -5745,7 +5745,7 @@
       <w:pPr>
         <w:numPr>
           <w:ilvl w:val="0"/>
-          <w:numId w:val="14"/>
+          <w:numId w:val="16"/>
         </w:numPr>
         <w:spacing w:after="0" w:afterAutospacing="0" w:before="0" w:beforeAutospacing="0" w:lineRule="auto"/>
         <w:ind w:left="720" w:hanging="360"/>
@@ -5770,7 +5770,7 @@
       <w:pPr>
         <w:numPr>
           <w:ilvl w:val="0"/>
-          <w:numId w:val="14"/>
+          <w:numId w:val="16"/>
         </w:numPr>
         <w:spacing w:after="0" w:afterAutospacing="0" w:before="0" w:beforeAutospacing="0" w:lineRule="auto"/>
         <w:ind w:left="720" w:hanging="360"/>
@@ -5795,7 +5795,7 @@
       <w:pPr>
         <w:numPr>
           <w:ilvl w:val="0"/>
-          <w:numId w:val="14"/>
+          <w:numId w:val="16"/>
         </w:numPr>
         <w:spacing w:after="240" w:before="0" w:beforeAutospacing="0" w:lineRule="auto"/>
         <w:ind w:left="720" w:hanging="360"/>
@@ -6110,7 +6110,7 @@
       <w:pPr>
         <w:numPr>
           <w:ilvl w:val="0"/>
-          <w:numId w:val="11"/>
+          <w:numId w:val="13"/>
         </w:numPr>
         <w:spacing w:after="0" w:afterAutospacing="0" w:before="240" w:lineRule="auto"/>
         <w:ind w:left="720" w:hanging="360"/>
@@ -6140,7 +6140,7 @@
       <w:pPr>
         <w:numPr>
           <w:ilvl w:val="0"/>
-          <w:numId w:val="11"/>
+          <w:numId w:val="13"/>
         </w:numPr>
         <w:spacing w:after="0" w:afterAutospacing="0" w:before="0" w:beforeAutospacing="0" w:lineRule="auto"/>
         <w:ind w:left="720" w:hanging="360"/>
@@ -6170,7 +6170,7 @@
       <w:pPr>
         <w:numPr>
           <w:ilvl w:val="0"/>
-          <w:numId w:val="11"/>
+          <w:numId w:val="13"/>
         </w:numPr>
         <w:spacing w:after="0" w:afterAutospacing="0" w:before="0" w:beforeAutospacing="0" w:lineRule="auto"/>
         <w:ind w:left="720" w:hanging="360"/>
@@ -6214,7 +6214,7 @@
       <w:pPr>
         <w:numPr>
           <w:ilvl w:val="0"/>
-          <w:numId w:val="11"/>
+          <w:numId w:val="13"/>
         </w:numPr>
         <w:spacing w:after="0" w:afterAutospacing="0" w:before="0" w:beforeAutospacing="0" w:lineRule="auto"/>
         <w:ind w:left="720" w:hanging="360"/>
@@ -6244,7 +6244,7 @@
       <w:pPr>
         <w:numPr>
           <w:ilvl w:val="0"/>
-          <w:numId w:val="11"/>
+          <w:numId w:val="13"/>
         </w:numPr>
         <w:spacing w:after="0" w:afterAutospacing="0" w:before="0" w:beforeAutospacing="0" w:lineRule="auto"/>
         <w:ind w:left="720" w:hanging="360"/>
@@ -6260,7 +6260,7 @@
       <w:pPr>
         <w:numPr>
           <w:ilvl w:val="0"/>
-          <w:numId w:val="11"/>
+          <w:numId w:val="13"/>
         </w:numPr>
         <w:spacing w:after="240" w:before="0" w:beforeAutospacing="0" w:lineRule="auto"/>
         <w:ind w:left="720" w:hanging="360"/>
@@ -7024,7 +7024,7 @@
       <w:pPr>
         <w:numPr>
           <w:ilvl w:val="0"/>
-          <w:numId w:val="5"/>
+          <w:numId w:val="6"/>
         </w:numPr>
         <w:spacing w:after="0" w:afterAutospacing="0" w:before="240" w:lineRule="auto"/>
         <w:ind w:left="720" w:hanging="360"/>
@@ -7040,7 +7040,7 @@
       <w:pPr>
         <w:numPr>
           <w:ilvl w:val="1"/>
-          <w:numId w:val="5"/>
+          <w:numId w:val="6"/>
         </w:numPr>
         <w:spacing w:after="0" w:afterAutospacing="0" w:before="0" w:beforeAutospacing="0" w:lineRule="auto"/>
         <w:ind w:left="1440" w:hanging="360"/>
@@ -7064,7 +7064,7 @@
       <w:pPr>
         <w:numPr>
           <w:ilvl w:val="1"/>
-          <w:numId w:val="5"/>
+          <w:numId w:val="6"/>
         </w:numPr>
         <w:spacing w:after="0" w:afterAutospacing="0" w:before="0" w:beforeAutospacing="0" w:lineRule="auto"/>
         <w:ind w:left="1440" w:hanging="360"/>
@@ -7088,7 +7088,7 @@
       <w:pPr>
         <w:numPr>
           <w:ilvl w:val="0"/>
-          <w:numId w:val="5"/>
+          <w:numId w:val="6"/>
         </w:numPr>
         <w:spacing w:after="0" w:afterAutospacing="0" w:before="0" w:beforeAutospacing="0" w:lineRule="auto"/>
         <w:ind w:left="720" w:hanging="360"/>
@@ -7118,7 +7118,7 @@
       <w:pPr>
         <w:numPr>
           <w:ilvl w:val="0"/>
-          <w:numId w:val="5"/>
+          <w:numId w:val="6"/>
         </w:numPr>
         <w:spacing w:after="0" w:afterAutospacing="0" w:before="0" w:beforeAutospacing="0" w:lineRule="auto"/>
         <w:ind w:left="720" w:hanging="360"/>
@@ -7158,7 +7158,7 @@
       <w:pPr>
         <w:numPr>
           <w:ilvl w:val="0"/>
-          <w:numId w:val="5"/>
+          <w:numId w:val="6"/>
         </w:numPr>
         <w:spacing w:after="0" w:afterAutospacing="0" w:before="0" w:beforeAutospacing="0" w:lineRule="auto"/>
         <w:ind w:left="720" w:hanging="360"/>
@@ -7184,7 +7184,7 @@
       <w:pPr>
         <w:numPr>
           <w:ilvl w:val="0"/>
-          <w:numId w:val="5"/>
+          <w:numId w:val="6"/>
         </w:numPr>
         <w:spacing w:after="0" w:afterAutospacing="0" w:before="0" w:beforeAutospacing="0" w:lineRule="auto"/>
         <w:ind w:left="720" w:hanging="360"/>
@@ -7208,7 +7208,7 @@
       <w:pPr>
         <w:numPr>
           <w:ilvl w:val="0"/>
-          <w:numId w:val="5"/>
+          <w:numId w:val="6"/>
         </w:numPr>
         <w:spacing w:after="0" w:afterAutospacing="0" w:before="0" w:beforeAutospacing="0" w:lineRule="auto"/>
         <w:ind w:left="720" w:hanging="360"/>
@@ -7232,7 +7232,7 @@
       <w:pPr>
         <w:numPr>
           <w:ilvl w:val="0"/>
-          <w:numId w:val="5"/>
+          <w:numId w:val="6"/>
         </w:numPr>
         <w:spacing w:after="240" w:before="0" w:beforeAutospacing="0" w:lineRule="auto"/>
         <w:ind w:left="720" w:hanging="360"/>
@@ -7907,7 +7907,7 @@
       <w:pPr>
         <w:numPr>
           <w:ilvl w:val="0"/>
-          <w:numId w:val="3"/>
+          <w:numId w:val="4"/>
         </w:numPr>
         <w:spacing w:after="0" w:afterAutospacing="0" w:before="240" w:lineRule="auto"/>
         <w:ind w:left="720" w:hanging="360"/>
@@ -7951,7 +7951,7 @@
       <w:pPr>
         <w:numPr>
           <w:ilvl w:val="0"/>
-          <w:numId w:val="3"/>
+          <w:numId w:val="4"/>
         </w:numPr>
         <w:spacing w:after="0" w:afterAutospacing="0" w:before="0" w:beforeAutospacing="0" w:lineRule="auto"/>
         <w:ind w:left="720" w:hanging="360"/>
@@ -7995,7 +7995,7 @@
       <w:pPr>
         <w:numPr>
           <w:ilvl w:val="0"/>
-          <w:numId w:val="3"/>
+          <w:numId w:val="4"/>
         </w:numPr>
         <w:spacing w:after="0" w:afterAutospacing="0" w:before="0" w:beforeAutospacing="0" w:lineRule="auto"/>
         <w:ind w:left="720" w:hanging="360"/>
@@ -8011,7 +8011,7 @@
       <w:pPr>
         <w:numPr>
           <w:ilvl w:val="0"/>
-          <w:numId w:val="3"/>
+          <w:numId w:val="4"/>
         </w:numPr>
         <w:spacing w:after="0" w:afterAutospacing="0" w:before="0" w:beforeAutospacing="0" w:lineRule="auto"/>
         <w:ind w:left="720" w:hanging="360"/>
@@ -8041,7 +8041,7 @@
       <w:pPr>
         <w:numPr>
           <w:ilvl w:val="1"/>
-          <w:numId w:val="3"/>
+          <w:numId w:val="4"/>
         </w:numPr>
         <w:spacing w:after="0" w:afterAutospacing="0" w:before="0" w:beforeAutospacing="0" w:lineRule="auto"/>
         <w:ind w:left="1440" w:hanging="360"/>
@@ -8065,7 +8065,7 @@
       <w:pPr>
         <w:numPr>
           <w:ilvl w:val="1"/>
-          <w:numId w:val="3"/>
+          <w:numId w:val="4"/>
         </w:numPr>
         <w:spacing w:after="0" w:afterAutospacing="0" w:before="0" w:beforeAutospacing="0" w:lineRule="auto"/>
         <w:ind w:left="1440" w:hanging="360"/>
@@ -8089,7 +8089,7 @@
       <w:pPr>
         <w:numPr>
           <w:ilvl w:val="1"/>
-          <w:numId w:val="3"/>
+          <w:numId w:val="4"/>
         </w:numPr>
         <w:spacing w:after="0" w:afterAutospacing="0" w:before="0" w:beforeAutospacing="0" w:lineRule="auto"/>
         <w:ind w:left="1440" w:hanging="360"/>
@@ -8113,7 +8113,7 @@
       <w:pPr>
         <w:numPr>
           <w:ilvl w:val="0"/>
-          <w:numId w:val="3"/>
+          <w:numId w:val="4"/>
         </w:numPr>
         <w:spacing w:after="0" w:afterAutospacing="0" w:before="0" w:beforeAutospacing="0" w:lineRule="auto"/>
         <w:ind w:left="720" w:hanging="360"/>
@@ -8143,7 +8143,7 @@
       <w:pPr>
         <w:numPr>
           <w:ilvl w:val="0"/>
-          <w:numId w:val="3"/>
+          <w:numId w:val="4"/>
         </w:numPr>
         <w:spacing w:after="240" w:before="0" w:beforeAutospacing="0" w:lineRule="auto"/>
         <w:ind w:left="720" w:hanging="360"/>
@@ -8199,7 +8199,1338 @@
     </w:p>
     <w:p>
       <w:pPr>
-        <w:rPr/>
+        <w:pStyle w:val="Subtitle"/>
+        <w:rPr/>
+      </w:pPr>
+      <w:bookmarkStart w:colFirst="0" w:colLast="0" w:name="_t4464sz8ye3" w:id="15"/>
+      <w:bookmarkEnd w:id="15"/>
+      <w:r>
+        <w:rPr>
+          <w:rtl w:val="0"/>
+        </w:rPr>
+        <w:t xml:space="preserve">Peer Code Review</w:t>
+      </w:r>
+    </w:p>
+    <w:p>
+      <w:pPr>
+        <w:spacing w:after="200" w:line="276" w:lineRule="auto"/>
+        <w:rPr>
+          <w:rFonts w:ascii="Cambria" w:cs="Cambria" w:eastAsia="Cambria" w:hAnsi="Cambria"/>
+        </w:rPr>
+      </w:pPr>
+      <w:r>
+        <w:rPr>
+          <w:rFonts w:ascii="Cambria" w:cs="Cambria" w:eastAsia="Cambria" w:hAnsi="Cambria"/>
+          <w:rtl w:val="0"/>
+        </w:rPr>
+        <w:t xml:space="preserve">Full Order Summary(Dion Berisha)</w:t>
+      </w:r>
+    </w:p>
+    <w:p>
+      <w:pPr>
+        <w:spacing w:line="240" w:lineRule="auto"/>
+        <w:rPr>
+          <w:rFonts w:ascii="Consolas" w:cs="Consolas" w:eastAsia="Consolas" w:hAnsi="Consolas"/>
+          <w:sz w:val="18"/>
+          <w:szCs w:val="18"/>
+        </w:rPr>
+      </w:pPr>
+      <w:r>
+        <w:rPr>
+          <w:rFonts w:ascii="Consolas" w:cs="Consolas" w:eastAsia="Consolas" w:hAnsi="Consolas"/>
+          <w:sz w:val="18"/>
+          <w:szCs w:val="18"/>
+          <w:rtl w:val="0"/>
+        </w:rPr>
+        <w:t xml:space="preserve">SELECT</w:t>
+      </w:r>
+    </w:p>
+    <w:p>
+      <w:pPr>
+        <w:spacing w:line="240" w:lineRule="auto"/>
+        <w:rPr>
+          <w:rFonts w:ascii="Consolas" w:cs="Consolas" w:eastAsia="Consolas" w:hAnsi="Consolas"/>
+          <w:sz w:val="18"/>
+          <w:szCs w:val="18"/>
+        </w:rPr>
+      </w:pPr>
+      <w:r>
+        <w:rPr>
+          <w:rFonts w:ascii="Consolas" w:cs="Consolas" w:eastAsia="Consolas" w:hAnsi="Consolas"/>
+          <w:sz w:val="18"/>
+          <w:szCs w:val="18"/>
+          <w:rtl w:val="0"/>
+        </w:rPr>
+        <w:t xml:space="preserve">SO.ID AS SaleOrderID,</w:t>
+      </w:r>
+    </w:p>
+    <w:p>
+      <w:pPr>
+        <w:spacing w:line="240" w:lineRule="auto"/>
+        <w:rPr>
+          <w:rFonts w:ascii="Consolas" w:cs="Consolas" w:eastAsia="Consolas" w:hAnsi="Consolas"/>
+          <w:sz w:val="18"/>
+          <w:szCs w:val="18"/>
+        </w:rPr>
+      </w:pPr>
+      <w:r>
+        <w:rPr>
+          <w:rFonts w:ascii="Consolas" w:cs="Consolas" w:eastAsia="Consolas" w:hAnsi="Consolas"/>
+          <w:sz w:val="18"/>
+          <w:szCs w:val="18"/>
+          <w:rtl w:val="0"/>
+        </w:rPr>
+        <w:t xml:space="preserve">SO.OrderDate,</w:t>
+      </w:r>
+    </w:p>
+    <w:p>
+      <w:pPr>
+        <w:spacing w:line="240" w:lineRule="auto"/>
+        <w:rPr>
+          <w:rFonts w:ascii="Consolas" w:cs="Consolas" w:eastAsia="Consolas" w:hAnsi="Consolas"/>
+          <w:sz w:val="18"/>
+          <w:szCs w:val="18"/>
+        </w:rPr>
+      </w:pPr>
+      <w:r>
+        <w:rPr>
+          <w:rFonts w:ascii="Consolas" w:cs="Consolas" w:eastAsia="Consolas" w:hAnsi="Consolas"/>
+          <w:sz w:val="18"/>
+          <w:szCs w:val="18"/>
+          <w:rtl w:val="0"/>
+        </w:rPr>
+        <w:t xml:space="preserve">C.Name AS 'Customer Name',</w:t>
+      </w:r>
+    </w:p>
+    <w:p>
+      <w:pPr>
+        <w:spacing w:line="240" w:lineRule="auto"/>
+        <w:rPr>
+          <w:rFonts w:ascii="Consolas" w:cs="Consolas" w:eastAsia="Consolas" w:hAnsi="Consolas"/>
+          <w:sz w:val="18"/>
+          <w:szCs w:val="18"/>
+        </w:rPr>
+      </w:pPr>
+      <w:r>
+        <w:rPr>
+          <w:rFonts w:ascii="Consolas" w:cs="Consolas" w:eastAsia="Consolas" w:hAnsi="Consolas"/>
+          <w:sz w:val="18"/>
+          <w:szCs w:val="18"/>
+          <w:rtl w:val="0"/>
+        </w:rPr>
+        <w:t xml:space="preserve">SR.Name AS 'Sales Rep',</w:t>
+      </w:r>
+    </w:p>
+    <w:p>
+      <w:pPr>
+        <w:spacing w:line="240" w:lineRule="auto"/>
+        <w:rPr>
+          <w:rFonts w:ascii="Consolas" w:cs="Consolas" w:eastAsia="Consolas" w:hAnsi="Consolas"/>
+          <w:sz w:val="18"/>
+          <w:szCs w:val="18"/>
+        </w:rPr>
+      </w:pPr>
+      <w:r>
+        <w:rPr>
+          <w:rFonts w:ascii="Consolas" w:cs="Consolas" w:eastAsia="Consolas" w:hAnsi="Consolas"/>
+          <w:sz w:val="18"/>
+          <w:szCs w:val="18"/>
+          <w:rtl w:val="0"/>
+        </w:rPr>
+        <w:t xml:space="preserve">R.Name AS 'Region',</w:t>
+      </w:r>
+    </w:p>
+    <w:p>
+      <w:pPr>
+        <w:spacing w:line="240" w:lineRule="auto"/>
+        <w:rPr>
+          <w:rFonts w:ascii="Consolas" w:cs="Consolas" w:eastAsia="Consolas" w:hAnsi="Consolas"/>
+          <w:sz w:val="18"/>
+          <w:szCs w:val="18"/>
+        </w:rPr>
+      </w:pPr>
+      <w:r>
+        <w:rPr>
+          <w:rFonts w:ascii="Consolas" w:cs="Consolas" w:eastAsia="Consolas" w:hAnsi="Consolas"/>
+          <w:sz w:val="18"/>
+          <w:szCs w:val="18"/>
+          <w:rtl w:val="0"/>
+        </w:rPr>
+        <w:t xml:space="preserve">CC.Name AS Country,</w:t>
+      </w:r>
+    </w:p>
+    <w:p>
+      <w:pPr>
+        <w:spacing w:line="240" w:lineRule="auto"/>
+        <w:rPr>
+          <w:rFonts w:ascii="Consolas" w:cs="Consolas" w:eastAsia="Consolas" w:hAnsi="Consolas"/>
+          <w:sz w:val="18"/>
+          <w:szCs w:val="18"/>
+        </w:rPr>
+      </w:pPr>
+      <w:r>
+        <w:rPr>
+          <w:rFonts w:ascii="Consolas" w:cs="Consolas" w:eastAsia="Consolas" w:hAnsi="Consolas"/>
+          <w:sz w:val="18"/>
+          <w:szCs w:val="18"/>
+          <w:rtl w:val="0"/>
+        </w:rPr>
+        <w:t xml:space="preserve">T.Name AS Territory,</w:t>
+      </w:r>
+    </w:p>
+    <w:p>
+      <w:pPr>
+        <w:spacing w:line="240" w:lineRule="auto"/>
+        <w:rPr>
+          <w:rFonts w:ascii="Consolas" w:cs="Consolas" w:eastAsia="Consolas" w:hAnsi="Consolas"/>
+          <w:sz w:val="18"/>
+          <w:szCs w:val="18"/>
+        </w:rPr>
+      </w:pPr>
+      <w:r>
+        <w:rPr>
+          <w:rFonts w:ascii="Consolas" w:cs="Consolas" w:eastAsia="Consolas" w:hAnsi="Consolas"/>
+          <w:sz w:val="18"/>
+          <w:szCs w:val="18"/>
+          <w:rtl w:val="0"/>
+        </w:rPr>
+        <w:t xml:space="preserve">CASE</w:t>
+      </w:r>
+    </w:p>
+    <w:p>
+      <w:pPr>
+        <w:spacing w:line="240" w:lineRule="auto"/>
+        <w:rPr>
+          <w:rFonts w:ascii="Consolas" w:cs="Consolas" w:eastAsia="Consolas" w:hAnsi="Consolas"/>
+          <w:sz w:val="18"/>
+          <w:szCs w:val="18"/>
+        </w:rPr>
+      </w:pPr>
+      <w:r>
+        <w:rPr>
+          <w:rFonts w:ascii="Consolas" w:cs="Consolas" w:eastAsia="Consolas" w:hAnsi="Consolas"/>
+          <w:sz w:val="18"/>
+          <w:szCs w:val="18"/>
+          <w:rtl w:val="0"/>
+        </w:rPr>
+        <w:tab/>
+        <w:t xml:space="preserve">WHEN O.PromotionID IS NULL THEN 'Not on Promotion'</w:t>
+      </w:r>
+    </w:p>
+    <w:p>
+      <w:pPr>
+        <w:spacing w:line="240" w:lineRule="auto"/>
+        <w:rPr>
+          <w:rFonts w:ascii="Consolas" w:cs="Consolas" w:eastAsia="Consolas" w:hAnsi="Consolas"/>
+          <w:sz w:val="18"/>
+          <w:szCs w:val="18"/>
+        </w:rPr>
+      </w:pPr>
+      <w:r>
+        <w:rPr>
+          <w:rFonts w:ascii="Consolas" w:cs="Consolas" w:eastAsia="Consolas" w:hAnsi="Consolas"/>
+          <w:sz w:val="18"/>
+          <w:szCs w:val="18"/>
+          <w:rtl w:val="0"/>
+        </w:rPr>
+        <w:tab/>
+        <w:t xml:space="preserve">ELSE 'On Promotion'</w:t>
+      </w:r>
+    </w:p>
+    <w:p>
+      <w:pPr>
+        <w:spacing w:line="240" w:lineRule="auto"/>
+        <w:rPr>
+          <w:rFonts w:ascii="Consolas" w:cs="Consolas" w:eastAsia="Consolas" w:hAnsi="Consolas"/>
+          <w:sz w:val="18"/>
+          <w:szCs w:val="18"/>
+        </w:rPr>
+      </w:pPr>
+      <w:r>
+        <w:rPr>
+          <w:rFonts w:ascii="Consolas" w:cs="Consolas" w:eastAsia="Consolas" w:hAnsi="Consolas"/>
+          <w:sz w:val="18"/>
+          <w:szCs w:val="18"/>
+          <w:rtl w:val="0"/>
+        </w:rPr>
+        <w:t xml:space="preserve">END AS Promotion,</w:t>
+      </w:r>
+    </w:p>
+    <w:p>
+      <w:pPr>
+        <w:spacing w:line="240" w:lineRule="auto"/>
+        <w:rPr>
+          <w:rFonts w:ascii="Consolas" w:cs="Consolas" w:eastAsia="Consolas" w:hAnsi="Consolas"/>
+          <w:sz w:val="18"/>
+          <w:szCs w:val="18"/>
+        </w:rPr>
+      </w:pPr>
+      <w:r>
+        <w:rPr>
+          <w:rFonts w:ascii="Consolas" w:cs="Consolas" w:eastAsia="Consolas" w:hAnsi="Consolas"/>
+          <w:sz w:val="18"/>
+          <w:szCs w:val="18"/>
+          <w:rtl w:val="0"/>
+        </w:rPr>
+        <w:t xml:space="preserve">CASE</w:t>
+      </w:r>
+    </w:p>
+    <w:p>
+      <w:pPr>
+        <w:spacing w:line="240" w:lineRule="auto"/>
+        <w:rPr>
+          <w:rFonts w:ascii="Consolas" w:cs="Consolas" w:eastAsia="Consolas" w:hAnsi="Consolas"/>
+          <w:sz w:val="18"/>
+          <w:szCs w:val="18"/>
+        </w:rPr>
+      </w:pPr>
+      <w:r>
+        <w:rPr>
+          <w:rFonts w:ascii="Consolas" w:cs="Consolas" w:eastAsia="Consolas" w:hAnsi="Consolas"/>
+          <w:sz w:val="18"/>
+          <w:szCs w:val="18"/>
+          <w:rtl w:val="0"/>
+        </w:rPr>
+        <w:tab/>
+        <w:t xml:space="preserve">WHEN SO.ShippingDate IS NULL THEN 'Not Delivered'</w:t>
+      </w:r>
+    </w:p>
+    <w:p>
+      <w:pPr>
+        <w:spacing w:line="240" w:lineRule="auto"/>
+        <w:rPr>
+          <w:rFonts w:ascii="Consolas" w:cs="Consolas" w:eastAsia="Consolas" w:hAnsi="Consolas"/>
+          <w:sz w:val="18"/>
+          <w:szCs w:val="18"/>
+        </w:rPr>
+      </w:pPr>
+      <w:r>
+        <w:rPr>
+          <w:rFonts w:ascii="Consolas" w:cs="Consolas" w:eastAsia="Consolas" w:hAnsi="Consolas"/>
+          <w:sz w:val="18"/>
+          <w:szCs w:val="18"/>
+          <w:rtl w:val="0"/>
+        </w:rPr>
+        <w:tab/>
+        <w:t xml:space="preserve">ELSE CAST(SO.ShippingDate AS NVARCHAR(50))</w:t>
+      </w:r>
+    </w:p>
+    <w:p>
+      <w:pPr>
+        <w:spacing w:line="240" w:lineRule="auto"/>
+        <w:rPr>
+          <w:rFonts w:ascii="Consolas" w:cs="Consolas" w:eastAsia="Consolas" w:hAnsi="Consolas"/>
+          <w:sz w:val="18"/>
+          <w:szCs w:val="18"/>
+        </w:rPr>
+      </w:pPr>
+      <w:r>
+        <w:rPr>
+          <w:rFonts w:ascii="Consolas" w:cs="Consolas" w:eastAsia="Consolas" w:hAnsi="Consolas"/>
+          <w:sz w:val="18"/>
+          <w:szCs w:val="18"/>
+          <w:rtl w:val="0"/>
+        </w:rPr>
+        <w:t xml:space="preserve">END AS 'Shipping Date',</w:t>
+      </w:r>
+    </w:p>
+    <w:p>
+      <w:pPr>
+        <w:spacing w:line="240" w:lineRule="auto"/>
+        <w:rPr>
+          <w:rFonts w:ascii="Consolas" w:cs="Consolas" w:eastAsia="Consolas" w:hAnsi="Consolas"/>
+          <w:sz w:val="18"/>
+          <w:szCs w:val="18"/>
+        </w:rPr>
+      </w:pPr>
+      <w:r>
+        <w:rPr>
+          <w:rFonts w:ascii="Consolas" w:cs="Consolas" w:eastAsia="Consolas" w:hAnsi="Consolas"/>
+          <w:sz w:val="18"/>
+          <w:szCs w:val="18"/>
+          <w:rtl w:val="0"/>
+        </w:rPr>
+        <w:t xml:space="preserve">P.Name AS Product,</w:t>
+      </w:r>
+    </w:p>
+    <w:p>
+      <w:pPr>
+        <w:spacing w:line="240" w:lineRule="auto"/>
+        <w:rPr>
+          <w:rFonts w:ascii="Consolas" w:cs="Consolas" w:eastAsia="Consolas" w:hAnsi="Consolas"/>
+          <w:sz w:val="18"/>
+          <w:szCs w:val="18"/>
+        </w:rPr>
+      </w:pPr>
+      <w:r>
+        <w:rPr>
+          <w:rFonts w:ascii="Consolas" w:cs="Consolas" w:eastAsia="Consolas" w:hAnsi="Consolas"/>
+          <w:sz w:val="18"/>
+          <w:szCs w:val="18"/>
+          <w:rtl w:val="0"/>
+        </w:rPr>
+        <w:t xml:space="preserve">P.UnitCost,</w:t>
+      </w:r>
+    </w:p>
+    <w:p>
+      <w:pPr>
+        <w:spacing w:line="240" w:lineRule="auto"/>
+        <w:rPr>
+          <w:rFonts w:ascii="Consolas" w:cs="Consolas" w:eastAsia="Consolas" w:hAnsi="Consolas"/>
+          <w:sz w:val="18"/>
+          <w:szCs w:val="18"/>
+        </w:rPr>
+      </w:pPr>
+      <w:r>
+        <w:rPr>
+          <w:rFonts w:ascii="Consolas" w:cs="Consolas" w:eastAsia="Consolas" w:hAnsi="Consolas"/>
+          <w:sz w:val="18"/>
+          <w:szCs w:val="18"/>
+          <w:rtl w:val="0"/>
+        </w:rPr>
+        <w:t xml:space="preserve">O.Quantity,</w:t>
+      </w:r>
+    </w:p>
+    <w:p>
+      <w:pPr>
+        <w:spacing w:line="240" w:lineRule="auto"/>
+        <w:rPr>
+          <w:rFonts w:ascii="Consolas" w:cs="Consolas" w:eastAsia="Consolas" w:hAnsi="Consolas"/>
+          <w:sz w:val="18"/>
+          <w:szCs w:val="18"/>
+        </w:rPr>
+      </w:pPr>
+      <w:r>
+        <w:rPr>
+          <w:rFonts w:ascii="Consolas" w:cs="Consolas" w:eastAsia="Consolas" w:hAnsi="Consolas"/>
+          <w:sz w:val="18"/>
+          <w:szCs w:val="18"/>
+          <w:rtl w:val="0"/>
+        </w:rPr>
+        <w:t xml:space="preserve">O.UnitPrice,</w:t>
+      </w:r>
+    </w:p>
+    <w:p>
+      <w:pPr>
+        <w:spacing w:line="240" w:lineRule="auto"/>
+        <w:rPr>
+          <w:rFonts w:ascii="Consolas" w:cs="Consolas" w:eastAsia="Consolas" w:hAnsi="Consolas"/>
+          <w:sz w:val="18"/>
+          <w:szCs w:val="18"/>
+        </w:rPr>
+      </w:pPr>
+      <w:r>
+        <w:rPr>
+          <w:rFonts w:ascii="Consolas" w:cs="Consolas" w:eastAsia="Consolas" w:hAnsi="Consolas"/>
+          <w:sz w:val="18"/>
+          <w:szCs w:val="18"/>
+          <w:rtl w:val="0"/>
+        </w:rPr>
+        <w:t xml:space="preserve">O.TotalPrice,</w:t>
+      </w:r>
+    </w:p>
+    <w:p>
+      <w:pPr>
+        <w:spacing w:line="240" w:lineRule="auto"/>
+        <w:rPr>
+          <w:rFonts w:ascii="Consolas" w:cs="Consolas" w:eastAsia="Consolas" w:hAnsi="Consolas"/>
+          <w:sz w:val="18"/>
+          <w:szCs w:val="18"/>
+        </w:rPr>
+      </w:pPr>
+      <w:r>
+        <w:rPr>
+          <w:rFonts w:ascii="Consolas" w:cs="Consolas" w:eastAsia="Consolas" w:hAnsi="Consolas"/>
+          <w:sz w:val="18"/>
+          <w:szCs w:val="18"/>
+          <w:rtl w:val="0"/>
+        </w:rPr>
+        <w:t xml:space="preserve">SS.Name AS 'Status'</w:t>
+      </w:r>
+    </w:p>
+    <w:p>
+      <w:pPr>
+        <w:spacing w:line="240" w:lineRule="auto"/>
+        <w:rPr>
+          <w:rFonts w:ascii="Consolas" w:cs="Consolas" w:eastAsia="Consolas" w:hAnsi="Consolas"/>
+          <w:sz w:val="18"/>
+          <w:szCs w:val="18"/>
+        </w:rPr>
+      </w:pPr>
+      <w:r>
+        <w:rPr>
+          <w:rFonts w:ascii="Consolas" w:cs="Consolas" w:eastAsia="Consolas" w:hAnsi="Consolas"/>
+          <w:sz w:val="18"/>
+          <w:szCs w:val="18"/>
+          <w:rtl w:val="0"/>
+        </w:rPr>
+        <w:t xml:space="preserve">FROM fact_order_line_items O</w:t>
+      </w:r>
+    </w:p>
+    <w:p>
+      <w:pPr>
+        <w:spacing w:line="240" w:lineRule="auto"/>
+        <w:rPr>
+          <w:rFonts w:ascii="Consolas" w:cs="Consolas" w:eastAsia="Consolas" w:hAnsi="Consolas"/>
+          <w:sz w:val="18"/>
+          <w:szCs w:val="18"/>
+        </w:rPr>
+      </w:pPr>
+      <w:r>
+        <w:rPr>
+          <w:rFonts w:ascii="Consolas" w:cs="Consolas" w:eastAsia="Consolas" w:hAnsi="Consolas"/>
+          <w:sz w:val="18"/>
+          <w:szCs w:val="18"/>
+          <w:rtl w:val="0"/>
+        </w:rPr>
+        <w:t xml:space="preserve">INNER JOIN fact_sale_orders SO ON SO.ID = O.SaleOrderID</w:t>
+      </w:r>
+    </w:p>
+    <w:p>
+      <w:pPr>
+        <w:spacing w:line="240" w:lineRule="auto"/>
+        <w:rPr>
+          <w:rFonts w:ascii="Consolas" w:cs="Consolas" w:eastAsia="Consolas" w:hAnsi="Consolas"/>
+          <w:sz w:val="18"/>
+          <w:szCs w:val="18"/>
+        </w:rPr>
+      </w:pPr>
+      <w:r>
+        <w:rPr>
+          <w:rFonts w:ascii="Consolas" w:cs="Consolas" w:eastAsia="Consolas" w:hAnsi="Consolas"/>
+          <w:sz w:val="18"/>
+          <w:szCs w:val="18"/>
+          <w:rtl w:val="0"/>
+        </w:rPr>
+        <w:t xml:space="preserve">INNER JOIN dim_customers C ON C.ID = SO.CustomerID</w:t>
+      </w:r>
+    </w:p>
+    <w:p>
+      <w:pPr>
+        <w:spacing w:line="240" w:lineRule="auto"/>
+        <w:rPr>
+          <w:rFonts w:ascii="Consolas" w:cs="Consolas" w:eastAsia="Consolas" w:hAnsi="Consolas"/>
+          <w:sz w:val="18"/>
+          <w:szCs w:val="18"/>
+        </w:rPr>
+      </w:pPr>
+      <w:r>
+        <w:rPr>
+          <w:rFonts w:ascii="Consolas" w:cs="Consolas" w:eastAsia="Consolas" w:hAnsi="Consolas"/>
+          <w:sz w:val="18"/>
+          <w:szCs w:val="18"/>
+          <w:rtl w:val="0"/>
+        </w:rPr>
+        <w:t xml:space="preserve">INNER JOIN dim_sales_reps SR ON SR.ID = SO.SalesRepresentativeID</w:t>
+      </w:r>
+    </w:p>
+    <w:p>
+      <w:pPr>
+        <w:spacing w:line="240" w:lineRule="auto"/>
+        <w:rPr>
+          <w:rFonts w:ascii="Consolas" w:cs="Consolas" w:eastAsia="Consolas" w:hAnsi="Consolas"/>
+          <w:sz w:val="18"/>
+          <w:szCs w:val="18"/>
+        </w:rPr>
+      </w:pPr>
+      <w:r>
+        <w:rPr>
+          <w:rFonts w:ascii="Consolas" w:cs="Consolas" w:eastAsia="Consolas" w:hAnsi="Consolas"/>
+          <w:sz w:val="18"/>
+          <w:szCs w:val="18"/>
+          <w:rtl w:val="0"/>
+        </w:rPr>
+        <w:t xml:space="preserve">INNER JOIN dim_products P ON P.ID = O.ProductID</w:t>
+      </w:r>
+    </w:p>
+    <w:p>
+      <w:pPr>
+        <w:spacing w:line="240" w:lineRule="auto"/>
+        <w:rPr>
+          <w:rFonts w:ascii="Consolas" w:cs="Consolas" w:eastAsia="Consolas" w:hAnsi="Consolas"/>
+          <w:sz w:val="18"/>
+          <w:szCs w:val="18"/>
+        </w:rPr>
+      </w:pPr>
+      <w:r>
+        <w:rPr>
+          <w:rFonts w:ascii="Consolas" w:cs="Consolas" w:eastAsia="Consolas" w:hAnsi="Consolas"/>
+          <w:sz w:val="18"/>
+          <w:szCs w:val="18"/>
+          <w:rtl w:val="0"/>
+        </w:rPr>
+        <w:t xml:space="preserve">INNER JOIN dim_territories T ON T.ID = C.TerritoryID</w:t>
+      </w:r>
+    </w:p>
+    <w:p>
+      <w:pPr>
+        <w:spacing w:line="240" w:lineRule="auto"/>
+        <w:rPr>
+          <w:rFonts w:ascii="Consolas" w:cs="Consolas" w:eastAsia="Consolas" w:hAnsi="Consolas"/>
+          <w:sz w:val="18"/>
+          <w:szCs w:val="18"/>
+        </w:rPr>
+      </w:pPr>
+      <w:r>
+        <w:rPr>
+          <w:rFonts w:ascii="Consolas" w:cs="Consolas" w:eastAsia="Consolas" w:hAnsi="Consolas"/>
+          <w:sz w:val="18"/>
+          <w:szCs w:val="18"/>
+          <w:rtl w:val="0"/>
+        </w:rPr>
+        <w:t xml:space="preserve">INNER JOIN dim_countries CC ON CC.ID = T.CountryID</w:t>
+      </w:r>
+    </w:p>
+    <w:p>
+      <w:pPr>
+        <w:spacing w:line="240" w:lineRule="auto"/>
+        <w:rPr>
+          <w:rFonts w:ascii="Consolas" w:cs="Consolas" w:eastAsia="Consolas" w:hAnsi="Consolas"/>
+          <w:sz w:val="18"/>
+          <w:szCs w:val="18"/>
+        </w:rPr>
+      </w:pPr>
+      <w:r>
+        <w:rPr>
+          <w:rFonts w:ascii="Consolas" w:cs="Consolas" w:eastAsia="Consolas" w:hAnsi="Consolas"/>
+          <w:sz w:val="18"/>
+          <w:szCs w:val="18"/>
+          <w:rtl w:val="0"/>
+        </w:rPr>
+        <w:t xml:space="preserve">INNER JOIN dim_regions R ON R.ID = CC.RegionID</w:t>
+      </w:r>
+    </w:p>
+    <w:p>
+      <w:pPr>
+        <w:spacing w:line="240" w:lineRule="auto"/>
+        <w:rPr>
+          <w:rFonts w:ascii="Consolas" w:cs="Consolas" w:eastAsia="Consolas" w:hAnsi="Consolas"/>
+          <w:sz w:val="18"/>
+          <w:szCs w:val="18"/>
+        </w:rPr>
+      </w:pPr>
+      <w:r>
+        <w:rPr>
+          <w:rFonts w:ascii="Consolas" w:cs="Consolas" w:eastAsia="Consolas" w:hAnsi="Consolas"/>
+          <w:sz w:val="18"/>
+          <w:szCs w:val="18"/>
+          <w:rtl w:val="0"/>
+        </w:rPr>
+        <w:t xml:space="preserve">INNER JOIN dim_sale_statuses SS ON SS.ID = SO.SaleStatusID</w:t>
+      </w:r>
+    </w:p>
+    <w:p>
+      <w:pPr>
+        <w:spacing w:line="240" w:lineRule="auto"/>
+        <w:rPr>
+          <w:rFonts w:ascii="Consolas" w:cs="Consolas" w:eastAsia="Consolas" w:hAnsi="Consolas"/>
+          <w:sz w:val="18"/>
+          <w:szCs w:val="18"/>
+        </w:rPr>
+      </w:pPr>
+      <w:r>
+        <w:rPr>
+          <w:rFonts w:ascii="Consolas" w:cs="Consolas" w:eastAsia="Consolas" w:hAnsi="Consolas"/>
+          <w:sz w:val="18"/>
+          <w:szCs w:val="18"/>
+          <w:rtl w:val="0"/>
+        </w:rPr>
+        <w:t xml:space="preserve">LEFT JOIN dim_promotions PR ON PR.ID = O.PromotionID</w:t>
+      </w:r>
+    </w:p>
+    <w:p>
+      <w:pPr>
+        <w:spacing w:line="240" w:lineRule="auto"/>
+        <w:rPr>
+          <w:rFonts w:ascii="Consolas" w:cs="Consolas" w:eastAsia="Consolas" w:hAnsi="Consolas"/>
+          <w:sz w:val="18"/>
+          <w:szCs w:val="18"/>
+        </w:rPr>
+      </w:pPr>
+      <w:r>
+        <w:rPr>
+          <w:rtl w:val="0"/>
+        </w:rPr>
+      </w:r>
+    </w:p>
+    <w:p>
+      <w:pPr>
+        <w:pStyle w:val="Heading2"/>
+        <w:keepNext w:val="0"/>
+        <w:keepLines w:val="0"/>
+        <w:spacing w:after="80" w:line="240" w:lineRule="auto"/>
+        <w:rPr>
+          <w:rFonts w:ascii="Consolas" w:cs="Consolas" w:eastAsia="Consolas" w:hAnsi="Consolas"/>
+          <w:b w:val="1"/>
+          <w:bCs w:val="1"/>
+          <w:sz w:val="34"/>
+          <w:szCs w:val="34"/>
+        </w:rPr>
+      </w:pPr>
+      <w:bookmarkStart w:colFirst="0" w:colLast="0" w:name="_hqes17j2acki" w:id="16"/>
+      <w:bookmarkEnd w:id="16"/>
+      <w:r>
+        <w:rPr>
+          <w:rFonts w:ascii="Consolas" w:cs="Consolas" w:eastAsia="Consolas" w:hAnsi="Consolas"/>
+          <w:b w:val="1"/>
+          <w:bCs w:val="1"/>
+          <w:sz w:val="34"/>
+          <w:szCs w:val="34"/>
+          <w:rtl w:val="0"/>
+        </w:rPr>
+        <w:t xml:space="preserve">Summary of Code:</w:t>
+      </w:r>
+    </w:p>
+    <w:p>
+      <w:pPr>
+        <w:spacing w:after="240" w:before="240" w:line="240" w:lineRule="auto"/>
+        <w:rPr>
+          <w:rFonts w:ascii="Consolas" w:cs="Consolas" w:eastAsia="Consolas" w:hAnsi="Consolas"/>
+          <w:sz w:val="18"/>
+          <w:szCs w:val="18"/>
+        </w:rPr>
+      </w:pPr>
+      <w:r>
+        <w:rPr>
+          <w:rFonts w:ascii="Consolas" w:cs="Consolas" w:eastAsia="Consolas" w:hAnsi="Consolas"/>
+          <w:sz w:val="18"/>
+          <w:szCs w:val="18"/>
+          <w:rtl w:val="0"/>
+        </w:rPr>
+        <w:t xml:space="preserve">This SQL query builds a comprehensive sales report by joining fact and dimension tables from a data warehouse. It retrieves order details such as customer, sales representative, product information, territory hierarchy (region → country → territory), and order status. It also includes calculated fields to show promotion status and shipping status in a readable format.</w:t>
+      </w:r>
+    </w:p>
+    <w:p>
+      <w:pPr>
+        <w:pStyle w:val="Heading2"/>
+        <w:keepNext w:val="0"/>
+        <w:keepLines w:val="0"/>
+        <w:spacing w:after="80" w:line="240" w:lineRule="auto"/>
+        <w:rPr>
+          <w:rFonts w:ascii="Consolas" w:cs="Consolas" w:eastAsia="Consolas" w:hAnsi="Consolas"/>
+          <w:b w:val="1"/>
+          <w:bCs w:val="1"/>
+          <w:sz w:val="34"/>
+          <w:szCs w:val="34"/>
+        </w:rPr>
+      </w:pPr>
+      <w:bookmarkStart w:colFirst="0" w:colLast="0" w:name="_yj0qz8lk4h52" w:id="17"/>
+      <w:bookmarkEnd w:id="17"/>
+      <w:r>
+        <w:rPr>
+          <w:rFonts w:ascii="Consolas" w:cs="Consolas" w:eastAsia="Consolas" w:hAnsi="Consolas"/>
+          <w:b w:val="1"/>
+          <w:bCs w:val="1"/>
+          <w:sz w:val="34"/>
+          <w:szCs w:val="34"/>
+          <w:rtl w:val="0"/>
+        </w:rPr>
+        <w:t xml:space="preserve">Positive Aspects:</w:t>
+      </w:r>
+    </w:p>
+    <w:p>
+      <w:pPr>
+        <w:numPr>
+          <w:ilvl w:val="0"/>
+          <w:numId w:val="2"/>
+        </w:numPr>
+        <w:spacing w:after="0" w:afterAutospacing="0" w:before="240" w:line="240" w:lineRule="auto"/>
+        <w:ind w:left="720" w:hanging="360"/>
+        <w:rPr>
+          <w:rFonts w:ascii="Consolas" w:cs="Consolas" w:eastAsia="Consolas" w:hAnsi="Consolas"/>
+          <w:sz w:val="18"/>
+          <w:szCs w:val="18"/>
+        </w:rPr>
+      </w:pPr>
+      <w:r>
+        <w:rPr>
+          <w:rFonts w:ascii="Consolas" w:cs="Consolas" w:eastAsia="Consolas" w:hAnsi="Consolas"/>
+          <w:sz w:val="18"/>
+          <w:szCs w:val="18"/>
+          <w:rtl w:val="0"/>
+        </w:rPr>
+        <w:t xml:space="preserve">Well-structured use of </w:t>
+      </w:r>
+      <w:r>
+        <w:rPr>
+          <w:rFonts w:ascii="Consolas" w:cs="Consolas" w:eastAsia="Consolas" w:hAnsi="Consolas"/>
+          <w:b w:val="1"/>
+          <w:bCs w:val="1"/>
+          <w:sz w:val="18"/>
+          <w:szCs w:val="18"/>
+          <w:rtl w:val="0"/>
+        </w:rPr>
+        <w:t xml:space="preserve">fact and dimension table joins (star schema design)</w:t>
+      </w:r>
+    </w:p>
+    <w:p>
+      <w:pPr>
+        <w:numPr>
+          <w:ilvl w:val="0"/>
+          <w:numId w:val="2"/>
+        </w:numPr>
+        <w:spacing w:after="0" w:afterAutospacing="0" w:before="0" w:beforeAutospacing="0" w:line="240" w:lineRule="auto"/>
+        <w:ind w:left="720" w:hanging="360"/>
+        <w:rPr>
+          <w:rFonts w:ascii="Consolas" w:cs="Consolas" w:eastAsia="Consolas" w:hAnsi="Consolas"/>
+          <w:sz w:val="18"/>
+          <w:szCs w:val="18"/>
+        </w:rPr>
+      </w:pPr>
+      <w:r>
+        <w:rPr>
+          <w:rFonts w:ascii="Consolas" w:cs="Consolas" w:eastAsia="Consolas" w:hAnsi="Consolas"/>
+          <w:sz w:val="18"/>
+          <w:szCs w:val="18"/>
+          <w:rtl w:val="0"/>
+        </w:rPr>
+        <w:t xml:space="preserve">Clear aliasing improves readability (e.g., SO, O, C, SR)</w:t>
+      </w:r>
+    </w:p>
+    <w:p>
+      <w:pPr>
+        <w:numPr>
+          <w:ilvl w:val="0"/>
+          <w:numId w:val="2"/>
+        </w:numPr>
+        <w:spacing w:after="0" w:afterAutospacing="0" w:before="0" w:beforeAutospacing="0" w:line="240" w:lineRule="auto"/>
+        <w:ind w:left="720" w:hanging="360"/>
+        <w:rPr>
+          <w:rFonts w:ascii="Consolas" w:cs="Consolas" w:eastAsia="Consolas" w:hAnsi="Consolas"/>
+          <w:sz w:val="18"/>
+          <w:szCs w:val="18"/>
+        </w:rPr>
+      </w:pPr>
+      <w:r>
+        <w:rPr>
+          <w:rFonts w:ascii="Consolas" w:cs="Consolas" w:eastAsia="Consolas" w:hAnsi="Consolas"/>
+          <w:sz w:val="18"/>
+          <w:szCs w:val="18"/>
+          <w:rtl w:val="0"/>
+        </w:rPr>
+        <w:t xml:space="preserve">Good use of </w:t>
+      </w:r>
+      <w:r>
+        <w:rPr>
+          <w:rFonts w:ascii="Roboto Mono" w:cs="Roboto Mono" w:eastAsia="Roboto Mono" w:hAnsi="Roboto Mono"/>
+          <w:color w:val="188038"/>
+          <w:sz w:val="18"/>
+          <w:szCs w:val="18"/>
+          <w:rtl w:val="0"/>
+        </w:rPr>
+        <w:t xml:space="preserve">CASE</w:t>
+      </w:r>
+      <w:r>
+        <w:rPr>
+          <w:rFonts w:ascii="Consolas" w:cs="Consolas" w:eastAsia="Consolas" w:hAnsi="Consolas"/>
+          <w:sz w:val="18"/>
+          <w:szCs w:val="18"/>
+          <w:rtl w:val="0"/>
+        </w:rPr>
+        <w:t xml:space="preserve"> statements to transform raw data into meaningful business values</w:t>
+      </w:r>
+    </w:p>
+    <w:p>
+      <w:pPr>
+        <w:numPr>
+          <w:ilvl w:val="0"/>
+          <w:numId w:val="2"/>
+        </w:numPr>
+        <w:spacing w:after="0" w:afterAutospacing="0" w:before="0" w:beforeAutospacing="0" w:line="240" w:lineRule="auto"/>
+        <w:ind w:left="720" w:hanging="360"/>
+        <w:rPr>
+          <w:rFonts w:ascii="Consolas" w:cs="Consolas" w:eastAsia="Consolas" w:hAnsi="Consolas"/>
+          <w:sz w:val="18"/>
+          <w:szCs w:val="18"/>
+        </w:rPr>
+      </w:pPr>
+      <w:r>
+        <w:rPr>
+          <w:rFonts w:ascii="Consolas" w:cs="Consolas" w:eastAsia="Consolas" w:hAnsi="Consolas"/>
+          <w:sz w:val="18"/>
+          <w:szCs w:val="18"/>
+          <w:rtl w:val="0"/>
+        </w:rPr>
+        <w:t xml:space="preserve">Includes full business hierarchy (Region → Country → Territory)</w:t>
+      </w:r>
+    </w:p>
+    <w:p>
+      <w:pPr>
+        <w:numPr>
+          <w:ilvl w:val="0"/>
+          <w:numId w:val="2"/>
+        </w:numPr>
+        <w:spacing w:after="0" w:afterAutospacing="0" w:before="0" w:beforeAutospacing="0" w:line="240" w:lineRule="auto"/>
+        <w:ind w:left="720" w:hanging="360"/>
+        <w:rPr>
+          <w:rFonts w:ascii="Consolas" w:cs="Consolas" w:eastAsia="Consolas" w:hAnsi="Consolas"/>
+          <w:sz w:val="18"/>
+          <w:szCs w:val="18"/>
+        </w:rPr>
+      </w:pPr>
+      <w:r>
+        <w:rPr>
+          <w:rFonts w:ascii="Consolas" w:cs="Consolas" w:eastAsia="Consolas" w:hAnsi="Consolas"/>
+          <w:sz w:val="18"/>
+          <w:szCs w:val="18"/>
+          <w:rtl w:val="0"/>
+        </w:rPr>
+        <w:t xml:space="preserve">LEFT JOIN correctly used for optional relationship (Promotions)</w:t>
+      </w:r>
+    </w:p>
+    <w:p>
+      <w:pPr>
+        <w:numPr>
+          <w:ilvl w:val="0"/>
+          <w:numId w:val="2"/>
+        </w:numPr>
+        <w:spacing w:after="240" w:before="0" w:beforeAutospacing="0" w:line="240" w:lineRule="auto"/>
+        <w:ind w:left="720" w:hanging="360"/>
+        <w:rPr>
+          <w:rFonts w:ascii="Consolas" w:cs="Consolas" w:eastAsia="Consolas" w:hAnsi="Consolas"/>
+          <w:sz w:val="18"/>
+          <w:szCs w:val="18"/>
+        </w:rPr>
+      </w:pPr>
+      <w:r>
+        <w:rPr>
+          <w:rFonts w:ascii="Consolas" w:cs="Consolas" w:eastAsia="Consolas" w:hAnsi="Consolas"/>
+          <w:sz w:val="18"/>
+          <w:szCs w:val="18"/>
+          <w:rtl w:val="0"/>
+        </w:rPr>
+        <w:t xml:space="preserve">Query provides a complete </w:t>
+      </w:r>
+      <w:r>
+        <w:rPr>
+          <w:rFonts w:ascii="Consolas" w:cs="Consolas" w:eastAsia="Consolas" w:hAnsi="Consolas"/>
+          <w:b w:val="1"/>
+          <w:bCs w:val="1"/>
+          <w:sz w:val="18"/>
+          <w:szCs w:val="18"/>
+          <w:rtl w:val="0"/>
+        </w:rPr>
+        <w:t xml:space="preserve">sales reporting dataset</w:t>
+      </w:r>
+    </w:p>
+    <w:p>
+      <w:pPr>
+        <w:spacing w:after="240" w:before="240" w:line="240" w:lineRule="auto"/>
+        <w:rPr>
+          <w:rFonts w:ascii="Consolas" w:cs="Consolas" w:eastAsia="Consolas" w:hAnsi="Consolas"/>
+          <w:sz w:val="18"/>
+          <w:szCs w:val="18"/>
+        </w:rPr>
+      </w:pPr>
+      <w:r>
+        <w:rPr>
+          <w:rtl w:val="0"/>
+        </w:rPr>
+      </w:r>
+    </w:p>
+    <w:p>
+      <w:pPr>
+        <w:spacing w:line="240" w:lineRule="auto"/>
+        <w:rPr>
+          <w:rFonts w:ascii="Consolas" w:cs="Consolas" w:eastAsia="Consolas" w:hAnsi="Consolas"/>
+        </w:rPr>
+      </w:pPr>
+      <w:r>
+        <w:rPr>
+          <w:rFonts w:ascii="Consolas" w:cs="Consolas" w:eastAsia="Consolas" w:hAnsi="Consolas"/>
+          <w:rtl w:val="0"/>
+        </w:rPr>
+        <w:t xml:space="preserve">Top N Products(Mal Mikullovci)</w:t>
+      </w:r>
+    </w:p>
+    <w:p>
+      <w:pPr>
+        <w:spacing w:line="240" w:lineRule="auto"/>
+        <w:rPr>
+          <w:rFonts w:ascii="Consolas" w:cs="Consolas" w:eastAsia="Consolas" w:hAnsi="Consolas"/>
+          <w:sz w:val="18"/>
+          <w:szCs w:val="18"/>
+        </w:rPr>
+      </w:pPr>
+      <w:r>
+        <w:rPr>
+          <w:rFonts w:ascii="Consolas" w:cs="Consolas" w:eastAsia="Consolas" w:hAnsi="Consolas"/>
+          <w:sz w:val="18"/>
+          <w:szCs w:val="18"/>
+          <w:rtl w:val="0"/>
+        </w:rPr>
+        <w:t xml:space="preserve">SELECT *</w:t>
+        <w:br w:type="textWrapping"/>
+        <w:t xml:space="preserve">FROM (</w:t>
+        <w:br w:type="textWrapping"/>
+        <w:t xml:space="preserve">    SELECT</w:t>
+        <w:br w:type="textWrapping"/>
+        <w:t xml:space="preserve">        ctry.Name AS Country,</w:t>
+        <w:br w:type="textWrapping"/>
+        <w:t xml:space="preserve">        p.Name AS Product,</w:t>
+        <w:br w:type="textWrapping"/>
+        <w:t xml:space="preserve">        SUM(oli.TotalPrice) AS Revenue,</w:t>
+        <w:br w:type="textWrapping"/>
+        <w:t xml:space="preserve">        RANK() OVER (</w:t>
+        <w:br w:type="textWrapping"/>
+        <w:t xml:space="preserve">            PARTITION BY ctry.Name</w:t>
+        <w:br w:type="textWrapping"/>
+        <w:t xml:space="preserve">            ORDER BY SUM(oli.TotalPrice) DESC</w:t>
+        <w:br w:type="textWrapping"/>
+        <w:t xml:space="preserve">        ) AS rnk</w:t>
+        <w:br w:type="textWrapping"/>
+        <w:t xml:space="preserve">    FROM fact_order_line_items oli</w:t>
+        <w:br w:type="textWrapping"/>
+        <w:t xml:space="preserve">    INNER JOIN fact_sale_orders so ON oli.SaleOrderID = so.ID</w:t>
+        <w:br w:type="textWrapping"/>
+        <w:t xml:space="preserve">    INNER JOIN dim_customers c ON so.CustomerID = c.ID</w:t>
+        <w:br w:type="textWrapping"/>
+        <w:t xml:space="preserve">    INNER JOIN dim_territories t on t.id = c.TerritoryID</w:t>
+        <w:br w:type="textWrapping"/>
+        <w:t xml:space="preserve">    INNER JOIN dim_countries ctry ON ctry.ID = t.CountryID</w:t>
+        <w:br w:type="textWrapping"/>
+        <w:t xml:space="preserve">    INNER JOIN dim_products p ON oli.ProductID = p.ID</w:t>
+        <w:br w:type="textWrapping"/>
+        <w:t xml:space="preserve">    INNER JOIN dim_date d on d.DateKey = so.OrderDateKey</w:t>
+        <w:br w:type="textWrapping"/>
+        <w:t xml:space="preserve">    WHERE d.Year = YEAR(GETDATE())</w:t>
+        <w:br w:type="textWrapping"/>
+        <w:t xml:space="preserve">    GROUP BY ctry.Name, </w:t>
+      </w:r>
+      <w:hyperlink r:id="rId6">
+        <w:r>
+          <w:rPr>
+            <w:rFonts w:ascii="Consolas" w:cs="Consolas" w:eastAsia="Consolas" w:hAnsi="Consolas"/>
+            <w:color w:val="1155cc"/>
+            <w:sz w:val="18"/>
+            <w:szCs w:val="18"/>
+            <w:u w:val="single"/>
+            <w:rtl w:val="0"/>
+          </w:rPr>
+          <w:t xml:space="preserve">p.Name</w:t>
+        </w:r>
+      </w:hyperlink>
+      <w:r>
+        <w:rPr>
+          <w:rtl w:val="0"/>
+        </w:rPr>
+      </w:r>
+    </w:p>
+    <w:p>
+      <w:pPr>
+        <w:pStyle w:val="Heading2"/>
+        <w:keepNext w:val="0"/>
+        <w:keepLines w:val="0"/>
+        <w:spacing w:after="80" w:line="240" w:lineRule="auto"/>
+        <w:rPr>
+          <w:rFonts w:ascii="Consolas" w:cs="Consolas" w:eastAsia="Consolas" w:hAnsi="Consolas"/>
+          <w:b w:val="1"/>
+          <w:bCs w:val="1"/>
+          <w:sz w:val="34"/>
+          <w:szCs w:val="34"/>
+        </w:rPr>
+      </w:pPr>
+      <w:bookmarkStart w:colFirst="0" w:colLast="0" w:name="_qcmoxepw4ju0" w:id="18"/>
+      <w:bookmarkEnd w:id="18"/>
+      <w:r>
+        <w:rPr>
+          <w:rFonts w:ascii="Consolas" w:cs="Consolas" w:eastAsia="Consolas" w:hAnsi="Consolas"/>
+          <w:b w:val="1"/>
+          <w:bCs w:val="1"/>
+          <w:sz w:val="34"/>
+          <w:szCs w:val="34"/>
+          <w:rtl w:val="0"/>
+        </w:rPr>
+        <w:t xml:space="preserve">Summary of Code:</w:t>
+      </w:r>
+    </w:p>
+    <w:p>
+      <w:pPr>
+        <w:spacing w:after="240" w:before="240" w:line="240" w:lineRule="auto"/>
+        <w:rPr>
+          <w:rFonts w:ascii="Consolas" w:cs="Consolas" w:eastAsia="Consolas" w:hAnsi="Consolas"/>
+          <w:sz w:val="18"/>
+          <w:szCs w:val="18"/>
+        </w:rPr>
+      </w:pPr>
+      <w:r>
+        <w:rPr>
+          <w:rFonts w:ascii="Consolas" w:cs="Consolas" w:eastAsia="Consolas" w:hAnsi="Consolas"/>
+          <w:sz w:val="18"/>
+          <w:szCs w:val="18"/>
+          <w:rtl w:val="0"/>
+        </w:rPr>
+        <w:t xml:space="preserve">This query calculates total revenue per product in each country for the current year. It joins multiple dimension and fact tables from a data warehouse and uses the </w:t>
+      </w:r>
+      <w:r>
+        <w:rPr>
+          <w:rFonts w:ascii="Roboto Mono" w:cs="Roboto Mono" w:eastAsia="Roboto Mono" w:hAnsi="Roboto Mono"/>
+          <w:color w:val="188038"/>
+          <w:sz w:val="18"/>
+          <w:szCs w:val="18"/>
+          <w:rtl w:val="0"/>
+        </w:rPr>
+        <w:t xml:space="preserve">RANK()</w:t>
+      </w:r>
+      <w:r>
+        <w:rPr>
+          <w:rFonts w:ascii="Consolas" w:cs="Consolas" w:eastAsia="Consolas" w:hAnsi="Consolas"/>
+          <w:sz w:val="18"/>
+          <w:szCs w:val="18"/>
+          <w:rtl w:val="0"/>
+        </w:rPr>
+        <w:t xml:space="preserve"> window function to rank products within each country based on revenue performance. The result helps identify top-performing products per country.</w:t>
+      </w:r>
+    </w:p>
+    <w:p>
+      <w:pPr>
+        <w:pStyle w:val="Heading2"/>
+        <w:keepNext w:val="0"/>
+        <w:keepLines w:val="0"/>
+        <w:spacing w:after="80" w:line="240" w:lineRule="auto"/>
+        <w:rPr>
+          <w:rFonts w:ascii="Consolas" w:cs="Consolas" w:eastAsia="Consolas" w:hAnsi="Consolas"/>
+          <w:b w:val="1"/>
+          <w:bCs w:val="1"/>
+          <w:sz w:val="34"/>
+          <w:szCs w:val="34"/>
+        </w:rPr>
+      </w:pPr>
+      <w:bookmarkStart w:colFirst="0" w:colLast="0" w:name="_drvgp4d81k6" w:id="19"/>
+      <w:bookmarkEnd w:id="19"/>
+      <w:r>
+        <w:rPr>
+          <w:rFonts w:ascii="Consolas" w:cs="Consolas" w:eastAsia="Consolas" w:hAnsi="Consolas"/>
+          <w:b w:val="1"/>
+          <w:bCs w:val="1"/>
+          <w:sz w:val="34"/>
+          <w:szCs w:val="34"/>
+          <w:rtl w:val="0"/>
+        </w:rPr>
+        <w:t xml:space="preserve">Positive Aspects:</w:t>
+      </w:r>
+    </w:p>
+    <w:p>
+      <w:pPr>
+        <w:numPr>
+          <w:ilvl w:val="0"/>
+          <w:numId w:val="9"/>
+        </w:numPr>
+        <w:spacing w:after="0" w:afterAutospacing="0" w:before="240" w:line="240" w:lineRule="auto"/>
+        <w:ind w:left="720" w:hanging="360"/>
+        <w:rPr>
+          <w:rFonts w:ascii="Consolas" w:cs="Consolas" w:eastAsia="Consolas" w:hAnsi="Consolas"/>
+          <w:sz w:val="18"/>
+          <w:szCs w:val="18"/>
+        </w:rPr>
+      </w:pPr>
+      <w:r>
+        <w:rPr>
+          <w:rFonts w:ascii="Consolas" w:cs="Consolas" w:eastAsia="Consolas" w:hAnsi="Consolas"/>
+          <w:sz w:val="18"/>
+          <w:szCs w:val="18"/>
+          <w:rtl w:val="0"/>
+        </w:rPr>
+        <w:t xml:space="preserve">Excellent use of </w:t>
+      </w:r>
+      <w:r>
+        <w:rPr>
+          <w:rFonts w:ascii="Consolas" w:cs="Consolas" w:eastAsia="Consolas" w:hAnsi="Consolas"/>
+          <w:b w:val="1"/>
+          <w:bCs w:val="1"/>
+          <w:sz w:val="18"/>
+          <w:szCs w:val="18"/>
+          <w:rtl w:val="0"/>
+        </w:rPr>
+        <w:t xml:space="preserve">window function (RANK)</w:t>
+      </w:r>
+      <w:r>
+        <w:rPr>
+          <w:rFonts w:ascii="Consolas" w:cs="Consolas" w:eastAsia="Consolas" w:hAnsi="Consolas"/>
+          <w:sz w:val="18"/>
+          <w:szCs w:val="18"/>
+          <w:rtl w:val="0"/>
+        </w:rPr>
+        <w:t xml:space="preserve"> for ranking results per country</w:t>
+      </w:r>
+    </w:p>
+    <w:p>
+      <w:pPr>
+        <w:numPr>
+          <w:ilvl w:val="0"/>
+          <w:numId w:val="9"/>
+        </w:numPr>
+        <w:spacing w:after="0" w:afterAutospacing="0" w:before="0" w:beforeAutospacing="0" w:line="240" w:lineRule="auto"/>
+        <w:ind w:left="720" w:hanging="360"/>
+        <w:rPr>
+          <w:rFonts w:ascii="Consolas" w:cs="Consolas" w:eastAsia="Consolas" w:hAnsi="Consolas"/>
+          <w:sz w:val="18"/>
+          <w:szCs w:val="18"/>
+        </w:rPr>
+      </w:pPr>
+      <w:r>
+        <w:rPr>
+          <w:rFonts w:ascii="Consolas" w:cs="Consolas" w:eastAsia="Consolas" w:hAnsi="Consolas"/>
+          <w:sz w:val="18"/>
+          <w:szCs w:val="18"/>
+          <w:rtl w:val="0"/>
+        </w:rPr>
+        <w:t xml:space="preserve">Correct use of </w:t>
+      </w:r>
+      <w:r>
+        <w:rPr>
+          <w:rFonts w:ascii="Consolas" w:cs="Consolas" w:eastAsia="Consolas" w:hAnsi="Consolas"/>
+          <w:b w:val="1"/>
+          <w:bCs w:val="1"/>
+          <w:sz w:val="18"/>
+          <w:szCs w:val="18"/>
+          <w:rtl w:val="0"/>
+        </w:rPr>
+        <w:t xml:space="preserve">PARTITION BY</w:t>
+      </w:r>
+      <w:r>
+        <w:rPr>
+          <w:rFonts w:ascii="Consolas" w:cs="Consolas" w:eastAsia="Consolas" w:hAnsi="Consolas"/>
+          <w:sz w:val="18"/>
+          <w:szCs w:val="18"/>
+          <w:rtl w:val="0"/>
+        </w:rPr>
+        <w:t xml:space="preserve"> to reset ranking per country</w:t>
+      </w:r>
+    </w:p>
+    <w:p>
+      <w:pPr>
+        <w:numPr>
+          <w:ilvl w:val="0"/>
+          <w:numId w:val="9"/>
+        </w:numPr>
+        <w:spacing w:after="0" w:afterAutospacing="0" w:before="0" w:beforeAutospacing="0" w:line="240" w:lineRule="auto"/>
+        <w:ind w:left="720" w:hanging="360"/>
+        <w:rPr>
+          <w:rFonts w:ascii="Consolas" w:cs="Consolas" w:eastAsia="Consolas" w:hAnsi="Consolas"/>
+          <w:sz w:val="18"/>
+          <w:szCs w:val="18"/>
+        </w:rPr>
+      </w:pPr>
+      <w:r>
+        <w:rPr>
+          <w:rFonts w:ascii="Consolas" w:cs="Consolas" w:eastAsia="Consolas" w:hAnsi="Consolas"/>
+          <w:sz w:val="18"/>
+          <w:szCs w:val="18"/>
+          <w:rtl w:val="0"/>
+        </w:rPr>
+        <w:t xml:space="preserve">Strong aggregation logic using </w:t>
+      </w:r>
+      <w:r>
+        <w:rPr>
+          <w:rFonts w:ascii="Roboto Mono" w:cs="Roboto Mono" w:eastAsia="Roboto Mono" w:hAnsi="Roboto Mono"/>
+          <w:color w:val="188038"/>
+          <w:sz w:val="18"/>
+          <w:szCs w:val="18"/>
+          <w:rtl w:val="0"/>
+        </w:rPr>
+        <w:t xml:space="preserve">SUM(oli.TotalPrice)</w:t>
+      </w:r>
+    </w:p>
+    <w:p>
+      <w:pPr>
+        <w:numPr>
+          <w:ilvl w:val="0"/>
+          <w:numId w:val="9"/>
+        </w:numPr>
+        <w:spacing w:after="0" w:afterAutospacing="0" w:before="0" w:beforeAutospacing="0" w:line="240" w:lineRule="auto"/>
+        <w:ind w:left="720" w:hanging="360"/>
+        <w:rPr>
+          <w:rFonts w:ascii="Consolas" w:cs="Consolas" w:eastAsia="Consolas" w:hAnsi="Consolas"/>
+          <w:sz w:val="18"/>
+          <w:szCs w:val="18"/>
+        </w:rPr>
+      </w:pPr>
+      <w:r>
+        <w:rPr>
+          <w:rFonts w:ascii="Consolas" w:cs="Consolas" w:eastAsia="Consolas" w:hAnsi="Consolas"/>
+          <w:sz w:val="18"/>
+          <w:szCs w:val="18"/>
+          <w:rtl w:val="0"/>
+        </w:rPr>
+        <w:t xml:space="preserve">Proper filtering using current year (</w:t>
+      </w:r>
+      <w:r>
+        <w:rPr>
+          <w:rFonts w:ascii="Roboto Mono" w:cs="Roboto Mono" w:eastAsia="Roboto Mono" w:hAnsi="Roboto Mono"/>
+          <w:color w:val="188038"/>
+          <w:sz w:val="18"/>
+          <w:szCs w:val="18"/>
+          <w:rtl w:val="0"/>
+        </w:rPr>
+        <w:t xml:space="preserve">YEAR(GETDATE())</w:t>
+      </w:r>
+      <w:r>
+        <w:rPr>
+          <w:rFonts w:ascii="Consolas" w:cs="Consolas" w:eastAsia="Consolas" w:hAnsi="Consolas"/>
+          <w:sz w:val="18"/>
+          <w:szCs w:val="18"/>
+          <w:rtl w:val="0"/>
+        </w:rPr>
+        <w:t xml:space="preserve">)</w:t>
+      </w:r>
+    </w:p>
+    <w:p>
+      <w:pPr>
+        <w:numPr>
+          <w:ilvl w:val="0"/>
+          <w:numId w:val="9"/>
+        </w:numPr>
+        <w:spacing w:after="0" w:afterAutospacing="0" w:before="0" w:beforeAutospacing="0" w:line="240" w:lineRule="auto"/>
+        <w:ind w:left="720" w:hanging="360"/>
+        <w:rPr>
+          <w:rFonts w:ascii="Consolas" w:cs="Consolas" w:eastAsia="Consolas" w:hAnsi="Consolas"/>
+          <w:sz w:val="18"/>
+          <w:szCs w:val="18"/>
+        </w:rPr>
+      </w:pPr>
+      <w:r>
+        <w:rPr>
+          <w:rFonts w:ascii="Consolas" w:cs="Consolas" w:eastAsia="Consolas" w:hAnsi="Consolas"/>
+          <w:sz w:val="18"/>
+          <w:szCs w:val="18"/>
+          <w:rtl w:val="0"/>
+        </w:rPr>
+        <w:t xml:space="preserve">Well-structured joins across fact and dimension tables</w:t>
+      </w:r>
+    </w:p>
+    <w:p>
+      <w:pPr>
+        <w:numPr>
+          <w:ilvl w:val="0"/>
+          <w:numId w:val="9"/>
+        </w:numPr>
+        <w:spacing w:after="240" w:before="0" w:beforeAutospacing="0" w:line="240" w:lineRule="auto"/>
+        <w:ind w:left="720" w:hanging="360"/>
+        <w:rPr>
+          <w:rFonts w:ascii="Consolas" w:cs="Consolas" w:eastAsia="Consolas" w:hAnsi="Consolas"/>
+          <w:sz w:val="18"/>
+          <w:szCs w:val="18"/>
+        </w:rPr>
+      </w:pPr>
+      <w:r>
+        <w:rPr>
+          <w:rFonts w:ascii="Consolas" w:cs="Consolas" w:eastAsia="Consolas" w:hAnsi="Consolas"/>
+          <w:sz w:val="18"/>
+          <w:szCs w:val="18"/>
+          <w:rtl w:val="0"/>
+        </w:rPr>
+        <w:t xml:space="preserve">Good business insight: enables product performance comparison per region</w:t>
+      </w:r>
+    </w:p>
+    <w:p>
+      <w:pPr>
+        <w:spacing w:line="240" w:lineRule="auto"/>
+        <w:rPr>
+          <w:rFonts w:ascii="Consolas" w:cs="Consolas" w:eastAsia="Consolas" w:hAnsi="Consolas"/>
+          <w:sz w:val="18"/>
+          <w:szCs w:val="18"/>
+        </w:rPr>
       </w:pPr>
       <w:r>
         <w:rPr>
@@ -9649,6 +10980,226 @@
     </w:lvl>
   </w:abstractNum>
   <w:abstractNum w:abstractNumId="14">
+    <w:lvl w:ilvl="0">
+      <w:start w:val="1"/>
+      <w:numFmt w:val="bullet"/>
+      <w:lvlText w:val="●"/>
+      <w:lvlJc w:val="left"/>
+      <w:pPr>
+        <w:ind w:left="720" w:hanging="360"/>
+      </w:pPr>
+      <w:rPr>
+        <w:u w:val="none"/>
+      </w:rPr>
+    </w:lvl>
+    <w:lvl w:ilvl="1">
+      <w:start w:val="1"/>
+      <w:numFmt w:val="bullet"/>
+      <w:lvlText w:val="○"/>
+      <w:lvlJc w:val="left"/>
+      <w:pPr>
+        <w:ind w:left="1440" w:hanging="360"/>
+      </w:pPr>
+      <w:rPr>
+        <w:u w:val="none"/>
+      </w:rPr>
+    </w:lvl>
+    <w:lvl w:ilvl="2">
+      <w:start w:val="1"/>
+      <w:numFmt w:val="bullet"/>
+      <w:lvlText w:val="■"/>
+      <w:lvlJc w:val="left"/>
+      <w:pPr>
+        <w:ind w:left="2160" w:hanging="360"/>
+      </w:pPr>
+      <w:rPr>
+        <w:u w:val="none"/>
+      </w:rPr>
+    </w:lvl>
+    <w:lvl w:ilvl="3">
+      <w:start w:val="1"/>
+      <w:numFmt w:val="bullet"/>
+      <w:lvlText w:val="●"/>
+      <w:lvlJc w:val="left"/>
+      <w:pPr>
+        <w:ind w:left="2880" w:hanging="360"/>
+      </w:pPr>
+      <w:rPr>
+        <w:u w:val="none"/>
+      </w:rPr>
+    </w:lvl>
+    <w:lvl w:ilvl="4">
+      <w:start w:val="1"/>
+      <w:numFmt w:val="bullet"/>
+      <w:lvlText w:val="○"/>
+      <w:lvlJc w:val="left"/>
+      <w:pPr>
+        <w:ind w:left="3600" w:hanging="360"/>
+      </w:pPr>
+      <w:rPr>
+        <w:u w:val="none"/>
+      </w:rPr>
+    </w:lvl>
+    <w:lvl w:ilvl="5">
+      <w:start w:val="1"/>
+      <w:numFmt w:val="bullet"/>
+      <w:lvlText w:val="■"/>
+      <w:lvlJc w:val="left"/>
+      <w:pPr>
+        <w:ind w:left="4320" w:hanging="360"/>
+      </w:pPr>
+      <w:rPr>
+        <w:u w:val="none"/>
+      </w:rPr>
+    </w:lvl>
+    <w:lvl w:ilvl="6">
+      <w:start w:val="1"/>
+      <w:numFmt w:val="bullet"/>
+      <w:lvlText w:val="●"/>
+      <w:lvlJc w:val="left"/>
+      <w:pPr>
+        <w:ind w:left="5040" w:hanging="360"/>
+      </w:pPr>
+      <w:rPr>
+        <w:u w:val="none"/>
+      </w:rPr>
+    </w:lvl>
+    <w:lvl w:ilvl="7">
+      <w:start w:val="1"/>
+      <w:numFmt w:val="bullet"/>
+      <w:lvlText w:val="○"/>
+      <w:lvlJc w:val="left"/>
+      <w:pPr>
+        <w:ind w:left="5760" w:hanging="360"/>
+      </w:pPr>
+      <w:rPr>
+        <w:u w:val="none"/>
+      </w:rPr>
+    </w:lvl>
+    <w:lvl w:ilvl="8">
+      <w:start w:val="1"/>
+      <w:numFmt w:val="bullet"/>
+      <w:lvlText w:val="■"/>
+      <w:lvlJc w:val="left"/>
+      <w:pPr>
+        <w:ind w:left="6480" w:hanging="360"/>
+      </w:pPr>
+      <w:rPr>
+        <w:u w:val="none"/>
+      </w:rPr>
+    </w:lvl>
+  </w:abstractNum>
+  <w:abstractNum w:abstractNumId="15">
+    <w:lvl w:ilvl="0">
+      <w:start w:val="1"/>
+      <w:numFmt w:val="bullet"/>
+      <w:lvlText w:val="●"/>
+      <w:lvlJc w:val="left"/>
+      <w:pPr>
+        <w:ind w:left="720" w:hanging="360"/>
+      </w:pPr>
+      <w:rPr>
+        <w:u w:val="none"/>
+      </w:rPr>
+    </w:lvl>
+    <w:lvl w:ilvl="1">
+      <w:start w:val="1"/>
+      <w:numFmt w:val="bullet"/>
+      <w:lvlText w:val="○"/>
+      <w:lvlJc w:val="left"/>
+      <w:pPr>
+        <w:ind w:left="1440" w:hanging="360"/>
+      </w:pPr>
+      <w:rPr>
+        <w:u w:val="none"/>
+      </w:rPr>
+    </w:lvl>
+    <w:lvl w:ilvl="2">
+      <w:start w:val="1"/>
+      <w:numFmt w:val="bullet"/>
+      <w:lvlText w:val="■"/>
+      <w:lvlJc w:val="left"/>
+      <w:pPr>
+        <w:ind w:left="2160" w:hanging="360"/>
+      </w:pPr>
+      <w:rPr>
+        <w:u w:val="none"/>
+      </w:rPr>
+    </w:lvl>
+    <w:lvl w:ilvl="3">
+      <w:start w:val="1"/>
+      <w:numFmt w:val="bullet"/>
+      <w:lvlText w:val="●"/>
+      <w:lvlJc w:val="left"/>
+      <w:pPr>
+        <w:ind w:left="2880" w:hanging="360"/>
+      </w:pPr>
+      <w:rPr>
+        <w:u w:val="none"/>
+      </w:rPr>
+    </w:lvl>
+    <w:lvl w:ilvl="4">
+      <w:start w:val="1"/>
+      <w:numFmt w:val="bullet"/>
+      <w:lvlText w:val="○"/>
+      <w:lvlJc w:val="left"/>
+      <w:pPr>
+        <w:ind w:left="3600" w:hanging="360"/>
+      </w:pPr>
+      <w:rPr>
+        <w:u w:val="none"/>
+      </w:rPr>
+    </w:lvl>
+    <w:lvl w:ilvl="5">
+      <w:start w:val="1"/>
+      <w:numFmt w:val="bullet"/>
+      <w:lvlText w:val="■"/>
+      <w:lvlJc w:val="left"/>
+      <w:pPr>
+        <w:ind w:left="4320" w:hanging="360"/>
+      </w:pPr>
+      <w:rPr>
+        <w:u w:val="none"/>
+      </w:rPr>
+    </w:lvl>
+    <w:lvl w:ilvl="6">
+      <w:start w:val="1"/>
+      <w:numFmt w:val="bullet"/>
+      <w:lvlText w:val="●"/>
+      <w:lvlJc w:val="left"/>
+      <w:pPr>
+        <w:ind w:left="5040" w:hanging="360"/>
+      </w:pPr>
+      <w:rPr>
+        <w:u w:val="none"/>
+      </w:rPr>
+    </w:lvl>
+    <w:lvl w:ilvl="7">
+      <w:start w:val="1"/>
+      <w:numFmt w:val="bullet"/>
+      <w:lvlText w:val="○"/>
+      <w:lvlJc w:val="left"/>
+      <w:pPr>
+        <w:ind w:left="5760" w:hanging="360"/>
+      </w:pPr>
+      <w:rPr>
+        <w:u w:val="none"/>
+      </w:rPr>
+    </w:lvl>
+    <w:lvl w:ilvl="8">
+      <w:start w:val="1"/>
+      <w:numFmt w:val="bullet"/>
+      <w:lvlText w:val="■"/>
+      <w:lvlJc w:val="left"/>
+      <w:pPr>
+        <w:ind w:left="6480" w:hanging="360"/>
+      </w:pPr>
+      <w:rPr>
+        <w:u w:val="none"/>
+      </w:rPr>
+    </w:lvl>
+  </w:abstractNum>
+  <w:abstractNum w:abstractNumId="16">
     <w:lvl w:ilvl="0">
       <w:start w:val="1"/>
       <w:numFmt w:val="bullet"/>
@@ -9799,6 +11350,12 @@
   </w:num>
   <w:num w:numId="14">
     <w:abstractNumId w:val="14"/>
+  </w:num>
+  <w:num w:numId="15">
+    <w:abstractNumId w:val="15"/>
+  </w:num>
+  <w:num w:numId="16">
+    <w:abstractNumId w:val="16"/>
   </w:num>
 </w:numbering>
 </file>
